--- a/doc/詩/唐朝/李白/李白-月下獨酌.docx
+++ b/doc/詩/唐朝/李白/李白-月下獨酌.docx
@@ -1,6 +1,6 @@
 
 <file path=word/document.xml><?xml version="1.0" encoding="utf-8"?>
-<w:document xmlns:wpc="http://schemas.microsoft.com/office/word/2010/wordprocessingCanvas" xmlns:cx="http://schemas.microsoft.com/office/drawing/2014/chartex" xmlns:cx1="http://schemas.microsoft.com/office/drawing/2015/9/8/chartex" xmlns:cx2="http://schemas.microsoft.com/office/drawing/2015/10/21/chartex" xmlns:cx3="http://schemas.microsoft.com/office/drawing/2016/5/9/chartex" xmlns:cx4="http://schemas.microsoft.com/office/drawing/2016/5/10/chartex" xmlns:cx5="http://schemas.microsoft.com/office/drawing/2016/5/11/chartex" xmlns:cx6="http://schemas.microsoft.com/office/drawing/2016/5/12/chartex" xmlns:cx7="http://schemas.microsoft.com/office/drawing/2016/5/13/chartex" xmlns:cx8="http://schemas.microsoft.com/office/drawing/2016/5/14/chartex" xmlns:mc="http://schemas.openxmlformats.org/markup-compatibility/2006" xmlns:aink="http://schemas.microsoft.com/office/drawing/2016/ink" xmlns:am3d="http://schemas.microsoft.com/office/drawing/2017/model3d" xmlns:o="urn:schemas-microsoft-com:office:office" xmlns:r="http://schemas.openxmlformats.org/officeDocument/2006/relationships" xmlns:m="http://schemas.openxmlformats.org/officeDocument/2006/math" xmlns:v="urn:schemas-microsoft-com:vml" xmlns:wp14="http://schemas.microsoft.com/office/word/2010/wordprocessingDrawing" xmlns:wp="http://schemas.openxmlformats.org/drawingml/2006/wordprocessingDrawing" xmlns:w10="urn:schemas-microsoft-com:office:word" xmlns:w="http://schemas.openxmlformats.org/wordprocessingml/2006/main" xmlns:w14="http://schemas.microsoft.com/office/word/2010/wordml" xmlns:w15="http://schemas.microsoft.com/office/word/2012/wordml" xmlns:w16cex="http://schemas.microsoft.com/office/word/2018/wordml/cex" xmlns:w16cid="http://schemas.microsoft.com/office/word/2016/wordml/cid" xmlns:w16="http://schemas.microsoft.com/office/word/2018/wordml" xmlns:w16sdtdh="http://schemas.microsoft.com/office/word/2020/wordml/sdtdatahash" xmlns:w16se="http://schemas.microsoft.com/office/word/2015/wordml/symex" xmlns:wpg="http://schemas.microsoft.com/office/word/2010/wordprocessingGroup" xmlns:wpi="http://schemas.microsoft.com/office/word/2010/wordprocessingInk" xmlns:wne="http://schemas.microsoft.com/office/word/2006/wordml" xmlns:wps="http://schemas.microsoft.com/office/word/2010/wordprocessingShape" mc:Ignorable="w14 w15 w16se w16cid w16 w16cex w16sdtdh wp14">
+<w:document xmlns:wpc="http://schemas.microsoft.com/office/word/2010/wordprocessingCanvas" xmlns:cx="http://schemas.microsoft.com/office/drawing/2014/chartex" xmlns:cx1="http://schemas.microsoft.com/office/drawing/2015/9/8/chartex" xmlns:cx2="http://schemas.microsoft.com/office/drawing/2015/10/21/chartex" xmlns:cx3="http://schemas.microsoft.com/office/drawing/2016/5/9/chartex" xmlns:cx4="http://schemas.microsoft.com/office/drawing/2016/5/10/chartex" xmlns:cx5="http://schemas.microsoft.com/office/drawing/2016/5/11/chartex" xmlns:cx6="http://schemas.microsoft.com/office/drawing/2016/5/12/chartex" xmlns:cx7="http://schemas.microsoft.com/office/drawing/2016/5/13/chartex" xmlns:cx8="http://schemas.microsoft.com/office/drawing/2016/5/14/chartex" xmlns:mc="http://schemas.openxmlformats.org/markup-compatibility/2006" xmlns:aink="http://schemas.microsoft.com/office/drawing/2016/ink" xmlns:am3d="http://schemas.microsoft.com/office/drawing/2017/model3d" xmlns:o="urn:schemas-microsoft-com:office:office" xmlns:oel="http://schemas.microsoft.com/office/2019/extlst" xmlns:r="http://schemas.openxmlformats.org/officeDocument/2006/relationships" xmlns:m="http://schemas.openxmlformats.org/officeDocument/2006/math" xmlns:v="urn:schemas-microsoft-com:vml" xmlns:wp14="http://schemas.microsoft.com/office/word/2010/wordprocessingDrawing" xmlns:wp="http://schemas.openxmlformats.org/drawingml/2006/wordprocessingDrawing" xmlns:w10="urn:schemas-microsoft-com:office:word" xmlns:w="http://schemas.openxmlformats.org/wordprocessingml/2006/main" xmlns:w14="http://schemas.microsoft.com/office/word/2010/wordml" xmlns:w15="http://schemas.microsoft.com/office/word/2012/wordml" xmlns:w16cex="http://schemas.microsoft.com/office/word/2018/wordml/cex" xmlns:w16cid="http://schemas.microsoft.com/office/word/2016/wordml/cid" xmlns:w16="http://schemas.microsoft.com/office/word/2018/wordml" xmlns:w16du="http://schemas.microsoft.com/office/word/2023/wordml/word16du" xmlns:w16sdtdh="http://schemas.microsoft.com/office/word/2020/wordml/sdtdatahash" xmlns:w16sdtfl="http://schemas.microsoft.com/office/word/2024/wordml/sdtformatlock" xmlns:w16se="http://schemas.microsoft.com/office/word/2015/wordml/symex" xmlns:wpg="http://schemas.microsoft.com/office/word/2010/wordprocessingGroup" xmlns:wpi="http://schemas.microsoft.com/office/word/2010/wordprocessingInk" xmlns:wne="http://schemas.microsoft.com/office/word/2006/wordml" xmlns:wps="http://schemas.microsoft.com/office/word/2010/wordprocessingShape" mc:Ignorable="w14 w15 w16se w16cid w16 w16cex w16sdtdh w16sdtfl w16du wp14">
   <w:body>
     <w:p>
       <w:pPr>
@@ -90,7 +90,7 @@
     </w:p>
     <w:p>
       <w:pPr>
-        <w:spacing w:line="560" w:lineRule="exact"/>
+        <w:spacing w:line="480" w:lineRule="exact"/>
         <w:rPr>
           <w:rFonts w:ascii="標楷體" w:eastAsia="標楷體" w:hAnsi="標楷體" w:cs="Arial"/>
           <w:color w:val="0F0F0F"/>
@@ -105,9 +105,8 @@
           <w:sz w:val="32"/>
           <w:szCs w:val="32"/>
         </w:rPr>
-        <w:t>花間一壺酒，</w:t>
-      </w:r>
-      <w:proofErr w:type="gramStart"/>
+        <w:t>花間一壺酒，獨酌無相親。舉杯邀明月，對影成三人。</w:t>
+      </w:r>
       <w:r>
         <w:rPr>
           <w:rFonts w:ascii="標楷體" w:eastAsia="標楷體" w:hAnsi="標楷體" w:cs="Arial"/>
@@ -115,9 +114,9 @@
           <w:sz w:val="32"/>
           <w:szCs w:val="32"/>
         </w:rPr>
-        <w:t>獨酌無</w:t>
-      </w:r>
-      <w:proofErr w:type="gramEnd"/>
+        <w:br/>
+        <w:t>月既不解飲，影徒隨我身。暫伴月將影，行樂須及春。</w:t>
+      </w:r>
       <w:r>
         <w:rPr>
           <w:rFonts w:ascii="標楷體" w:eastAsia="標楷體" w:hAnsi="標楷體" w:cs="Arial"/>
@@ -125,7 +124,8 @@
           <w:sz w:val="32"/>
           <w:szCs w:val="32"/>
         </w:rPr>
-        <w:t>相親。舉杯邀明月，對影成三人。</w:t>
+        <w:br/>
+        <w:t>我歌月徘徊，我舞影零亂。醒時同交歡，醉後各分散。</w:t>
       </w:r>
       <w:r>
         <w:rPr>
@@ -135,165 +135,7 @@
           <w:szCs w:val="32"/>
         </w:rPr>
         <w:br/>
-      </w:r>
-      <w:proofErr w:type="gramStart"/>
-      <w:r>
-        <w:rPr>
-          <w:rFonts w:ascii="標楷體" w:eastAsia="標楷體" w:hAnsi="標楷體" w:cs="Arial"/>
-          <w:color w:val="0F0F0F"/>
-          <w:sz w:val="32"/>
-          <w:szCs w:val="32"/>
-        </w:rPr>
-        <w:t>月既不解</w:t>
-      </w:r>
-      <w:proofErr w:type="gramEnd"/>
-      <w:r>
-        <w:rPr>
-          <w:rFonts w:ascii="標楷體" w:eastAsia="標楷體" w:hAnsi="標楷體" w:cs="Arial"/>
-          <w:color w:val="0F0F0F"/>
-          <w:sz w:val="32"/>
-          <w:szCs w:val="32"/>
-        </w:rPr>
-        <w:t>飲，</w:t>
-      </w:r>
-      <w:proofErr w:type="gramStart"/>
-      <w:r>
-        <w:rPr>
-          <w:rFonts w:ascii="標楷體" w:eastAsia="標楷體" w:hAnsi="標楷體" w:cs="Arial"/>
-          <w:color w:val="0F0F0F"/>
-          <w:sz w:val="32"/>
-          <w:szCs w:val="32"/>
-        </w:rPr>
-        <w:t>影徒隨</w:t>
-      </w:r>
-      <w:proofErr w:type="gramEnd"/>
-      <w:r>
-        <w:rPr>
-          <w:rFonts w:ascii="標楷體" w:eastAsia="標楷體" w:hAnsi="標楷體" w:cs="Arial"/>
-          <w:color w:val="0F0F0F"/>
-          <w:sz w:val="32"/>
-          <w:szCs w:val="32"/>
-        </w:rPr>
-        <w:t>我身。</w:t>
-      </w:r>
-      <w:proofErr w:type="gramStart"/>
-      <w:r>
-        <w:rPr>
-          <w:rFonts w:ascii="標楷體" w:eastAsia="標楷體" w:hAnsi="標楷體" w:cs="Arial"/>
-          <w:color w:val="0F0F0F"/>
-          <w:sz w:val="32"/>
-          <w:szCs w:val="32"/>
-        </w:rPr>
-        <w:t>暫伴月</w:t>
-      </w:r>
-      <w:proofErr w:type="gramEnd"/>
-      <w:r>
-        <w:rPr>
-          <w:rFonts w:ascii="標楷體" w:eastAsia="標楷體" w:hAnsi="標楷體" w:cs="Arial"/>
-          <w:color w:val="0F0F0F"/>
-          <w:sz w:val="32"/>
-          <w:szCs w:val="32"/>
-        </w:rPr>
-        <w:t>將影，</w:t>
-      </w:r>
-      <w:proofErr w:type="gramStart"/>
-      <w:r>
-        <w:rPr>
-          <w:rFonts w:ascii="標楷體" w:eastAsia="標楷體" w:hAnsi="標楷體" w:cs="Arial"/>
-          <w:color w:val="0F0F0F"/>
-          <w:sz w:val="32"/>
-          <w:szCs w:val="32"/>
-        </w:rPr>
-        <w:t>行樂須及春</w:t>
-      </w:r>
-      <w:proofErr w:type="gramEnd"/>
-      <w:r>
-        <w:rPr>
-          <w:rFonts w:ascii="標楷體" w:eastAsia="標楷體" w:hAnsi="標楷體" w:cs="Arial"/>
-          <w:color w:val="0F0F0F"/>
-          <w:sz w:val="32"/>
-          <w:szCs w:val="32"/>
-        </w:rPr>
-        <w:t>。</w:t>
-      </w:r>
-      <w:r>
-        <w:rPr>
-          <w:rFonts w:ascii="標楷體" w:eastAsia="標楷體" w:hAnsi="標楷體" w:cs="Arial"/>
-          <w:color w:val="0F0F0F"/>
-          <w:sz w:val="32"/>
-          <w:szCs w:val="32"/>
-        </w:rPr>
-        <w:br/>
-      </w:r>
-      <w:proofErr w:type="gramStart"/>
-      <w:r>
-        <w:rPr>
-          <w:rFonts w:ascii="標楷體" w:eastAsia="標楷體" w:hAnsi="標楷體" w:cs="Arial"/>
-          <w:color w:val="0F0F0F"/>
-          <w:sz w:val="32"/>
-          <w:szCs w:val="32"/>
-        </w:rPr>
-        <w:t>我歌月徘徊</w:t>
-      </w:r>
-      <w:proofErr w:type="gramEnd"/>
-      <w:r>
-        <w:rPr>
-          <w:rFonts w:ascii="標楷體" w:eastAsia="標楷體" w:hAnsi="標楷體" w:cs="Arial"/>
-          <w:color w:val="0F0F0F"/>
-          <w:sz w:val="32"/>
-          <w:szCs w:val="32"/>
-        </w:rPr>
-        <w:t>，我舞影零亂。醒</w:t>
-      </w:r>
-      <w:proofErr w:type="gramStart"/>
-      <w:r>
-        <w:rPr>
-          <w:rFonts w:ascii="標楷體" w:eastAsia="標楷體" w:hAnsi="標楷體" w:cs="Arial"/>
-          <w:color w:val="0F0F0F"/>
-          <w:sz w:val="32"/>
-          <w:szCs w:val="32"/>
-        </w:rPr>
-        <w:t>時同交歡</w:t>
-      </w:r>
-      <w:proofErr w:type="gramEnd"/>
-      <w:r>
-        <w:rPr>
-          <w:rFonts w:ascii="標楷體" w:eastAsia="標楷體" w:hAnsi="標楷體" w:cs="Arial"/>
-          <w:color w:val="0F0F0F"/>
-          <w:sz w:val="32"/>
-          <w:szCs w:val="32"/>
-        </w:rPr>
-        <w:t>，醉後各分散。</w:t>
-      </w:r>
-      <w:r>
-        <w:rPr>
-          <w:rFonts w:ascii="標楷體" w:eastAsia="標楷體" w:hAnsi="標楷體" w:cs="Arial"/>
-          <w:color w:val="0F0F0F"/>
-          <w:sz w:val="32"/>
-          <w:szCs w:val="32"/>
-        </w:rPr>
-        <w:br/>
-        <w:t>永結無情遊，相期</w:t>
-      </w:r>
-      <w:proofErr w:type="gramStart"/>
-      <w:r>
-        <w:rPr>
-          <w:rFonts w:ascii="標楷體" w:eastAsia="標楷體" w:hAnsi="標楷體" w:cs="Arial"/>
-          <w:color w:val="0F0F0F"/>
-          <w:sz w:val="32"/>
-          <w:szCs w:val="32"/>
-        </w:rPr>
-        <w:t>邈</w:t>
-      </w:r>
-      <w:proofErr w:type="gramEnd"/>
-      <w:r>
-        <w:rPr>
-          <w:rFonts w:ascii="標楷體" w:eastAsia="標楷體" w:hAnsi="標楷體" w:cs="Arial"/>
-          <w:color w:val="0F0F0F"/>
-          <w:sz w:val="32"/>
-          <w:szCs w:val="32"/>
-        </w:rPr>
-        <w:t>雲漢。</w:t>
+        <w:t>永結無情遊，相期邈雲漢。</w:t>
       </w:r>
     </w:p>
     <w:p>
@@ -324,19 +166,62 @@
         </w:numPr>
         <w:spacing w:line="400" w:lineRule="exact"/>
         <w:ind w:leftChars="0" w:left="284" w:hanging="284"/>
+        <w:jc w:val="both"/>
+        <w:rPr>
+          <w:rFonts w:ascii="標楷體" w:eastAsia="標楷體" w:hAnsi="標楷體"/>
+          <w:sz w:val="28"/>
+          <w:szCs w:val="28"/>
+        </w:rPr>
+      </w:pPr>
+      <w:r>
+        <w:rPr>
+          <w:rFonts w:ascii="標楷體" w:eastAsia="標楷體" w:hAnsi="標楷體" w:cs="標楷體" w:hint="eastAsia"/>
+          <w:sz w:val="28"/>
+          <w:szCs w:val="28"/>
+        </w:rPr>
+        <w:t>獨酌</w:t>
+      </w:r>
+      <w:r>
+        <w:rPr>
+          <w:rFonts w:ascii="標楷體" w:eastAsia="標楷體" w:hAnsi="標楷體" w:cs="標楷體" w:hint="eastAsia"/>
+          <w:sz w:val="28"/>
+          <w:szCs w:val="28"/>
+        </w:rPr>
+        <w:t>(</w:t>
+      </w:r>
+      <w:r>
+        <w:rPr>
+          <w:rFonts w:ascii="標楷體" w:eastAsia="標楷體" w:hAnsi="標楷體" w:cs="標楷體" w:hint="eastAsia"/>
+          <w:color w:val="EE0000"/>
+          <w:sz w:val="16"/>
+          <w:szCs w:val="16"/>
+        </w:rPr>
+        <w:t>ㄓㄨㄛˊ</w:t>
+      </w:r>
+      <w:r>
+        <w:rPr>
+          <w:rFonts w:ascii="標楷體" w:eastAsia="標楷體" w:hAnsi="標楷體" w:cs="標楷體" w:hint="eastAsia"/>
+          <w:sz w:val="28"/>
+          <w:szCs w:val="28"/>
+        </w:rPr>
+        <w:t>)</w:t>
+      </w:r>
+      <w:r>
+        <w:rPr>
+          <w:rFonts w:ascii="標楷體" w:eastAsia="標楷體" w:hAnsi="標楷體" w:cs="標楷體" w:hint="eastAsia"/>
+          <w:sz w:val="28"/>
+          <w:szCs w:val="28"/>
+        </w:rPr>
+        <w:t>：</w:t>
+      </w:r>
+      <w:r>
         <w:rPr>
           <w:rFonts w:ascii="標楷體" w:eastAsia="標楷體" w:hAnsi="標楷體" w:cs="標楷體"/>
           <w:sz w:val="28"/>
           <w:szCs w:val="28"/>
         </w:rPr>
-        <w:sectPr>
-          <w:footerReference w:type="default" r:id="rId8"/>
-          <w:pgSz w:w="11906" w:h="16838"/>
-          <w:pgMar w:top="567" w:right="1134" w:bottom="567" w:left="1134" w:header="567" w:footer="0" w:gutter="0"/>
-          <w:cols w:space="425"/>
-          <w:docGrid w:type="lines" w:linePitch="360"/>
-        </w:sectPr>
-      </w:pPr>
+        <w:t>獨自一人飲酒。</w:t>
+      </w:r>
     </w:p>
     <w:p>
       <w:pPr>
@@ -345,39 +230,30 @@
           <w:ilvl w:val="0"/>
           <w:numId w:val="2"/>
         </w:numPr>
-        <w:spacing w:line="440" w:lineRule="exact"/>
+        <w:spacing w:line="400" w:lineRule="exact"/>
         <w:ind w:leftChars="0" w:left="284" w:hanging="284"/>
-        <w:rPr>
-          <w:rFonts w:ascii="標楷體" w:eastAsia="標楷體" w:hAnsi="標楷體"/>
-          <w:sz w:val="28"/>
-          <w:szCs w:val="28"/>
-        </w:rPr>
-      </w:pPr>
-      <w:proofErr w:type="gramStart"/>
+        <w:jc w:val="both"/>
+        <w:rPr>
+          <w:rFonts w:ascii="標楷體" w:eastAsia="標楷體" w:hAnsi="標楷體"/>
+          <w:sz w:val="28"/>
+          <w:szCs w:val="28"/>
+        </w:rPr>
+      </w:pPr>
       <w:r>
         <w:rPr>
           <w:rFonts w:ascii="標楷體" w:eastAsia="標楷體" w:hAnsi="標楷體" w:cs="標楷體" w:hint="eastAsia"/>
           <w:sz w:val="28"/>
           <w:szCs w:val="28"/>
         </w:rPr>
-        <w:t>獨酌：一</w:t>
-      </w:r>
-      <w:proofErr w:type="gramEnd"/>
-      <w:r>
-        <w:rPr>
-          <w:rFonts w:ascii="標楷體" w:eastAsia="標楷體" w:hAnsi="標楷體" w:cs="標楷體" w:hint="eastAsia"/>
-          <w:sz w:val="28"/>
-          <w:szCs w:val="28"/>
-        </w:rPr>
-        <w:t>個人飲酒。</w:t>
-      </w:r>
-      <w:r>
-        <w:rPr>
-          <w:rFonts w:ascii="標楷體" w:eastAsia="標楷體" w:hAnsi="標楷體" w:cs="標楷體" w:hint="eastAsia"/>
-          <w:sz w:val="28"/>
-          <w:szCs w:val="28"/>
-        </w:rPr>
-        <w:t>酌：飲酒。</w:t>
+        <w:t>無相親：</w:t>
+      </w:r>
+      <w:r>
+        <w:rPr>
+          <w:rFonts w:ascii="標楷體" w:eastAsia="標楷體" w:hAnsi="標楷體" w:cs="標楷體"/>
+          <w:sz w:val="28"/>
+          <w:szCs w:val="28"/>
+        </w:rPr>
+        <w:t>沒有親近的人陪伴、共飲。</w:t>
       </w:r>
     </w:p>
     <w:p>
@@ -387,8 +263,9 @@
           <w:ilvl w:val="0"/>
           <w:numId w:val="2"/>
         </w:numPr>
-        <w:spacing w:line="440" w:lineRule="exact"/>
+        <w:spacing w:line="400" w:lineRule="exact"/>
         <w:ind w:leftChars="0" w:left="284" w:hanging="284"/>
+        <w:jc w:val="both"/>
         <w:rPr>
           <w:rFonts w:ascii="標楷體" w:eastAsia="標楷體" w:hAnsi="標楷體"/>
           <w:sz w:val="28"/>
@@ -401,7 +278,15 @@
           <w:sz w:val="28"/>
           <w:szCs w:val="28"/>
         </w:rPr>
-        <w:t>無相親：沒有親近的人。</w:t>
+        <w:t>既：</w:t>
+      </w:r>
+      <w:r>
+        <w:rPr>
+          <w:rFonts w:ascii="標楷體" w:eastAsia="標楷體" w:hAnsi="標楷體" w:cs="標楷體"/>
+          <w:sz w:val="28"/>
+          <w:szCs w:val="28"/>
+        </w:rPr>
+        <w:t>既然。</w:t>
       </w:r>
     </w:p>
     <w:p>
@@ -411,49 +296,30 @@
           <w:ilvl w:val="0"/>
           <w:numId w:val="2"/>
         </w:numPr>
-        <w:spacing w:line="440" w:lineRule="exact"/>
+        <w:spacing w:line="400" w:lineRule="exact"/>
         <w:ind w:leftChars="0" w:left="284" w:hanging="284"/>
-        <w:rPr>
-          <w:rFonts w:ascii="標楷體" w:eastAsia="標楷體" w:hAnsi="標楷體"/>
-          <w:sz w:val="28"/>
-          <w:szCs w:val="28"/>
-        </w:rPr>
-      </w:pPr>
-      <w:proofErr w:type="gramStart"/>
+        <w:jc w:val="both"/>
+        <w:rPr>
+          <w:rFonts w:ascii="標楷體" w:eastAsia="標楷體" w:hAnsi="標楷體"/>
+          <w:sz w:val="28"/>
+          <w:szCs w:val="28"/>
+        </w:rPr>
+      </w:pPr>
       <w:r>
         <w:rPr>
           <w:rFonts w:ascii="標楷體" w:eastAsia="標楷體" w:hAnsi="標楷體" w:cs="標楷體" w:hint="eastAsia"/>
           <w:sz w:val="28"/>
           <w:szCs w:val="28"/>
         </w:rPr>
-        <w:t>既</w:t>
-      </w:r>
-      <w:proofErr w:type="gramEnd"/>
-      <w:r>
-        <w:rPr>
-          <w:rFonts w:ascii="標楷體" w:eastAsia="標楷體" w:hAnsi="標楷體" w:cs="標楷體" w:hint="eastAsia"/>
-          <w:sz w:val="28"/>
-          <w:szCs w:val="28"/>
-        </w:rPr>
-        <w:t>：</w:t>
-      </w:r>
-      <w:proofErr w:type="gramStart"/>
-      <w:r>
-        <w:rPr>
-          <w:rFonts w:ascii="標楷體" w:eastAsia="標楷體" w:hAnsi="標楷體" w:cs="標楷體" w:hint="eastAsia"/>
-          <w:sz w:val="28"/>
-          <w:szCs w:val="28"/>
-        </w:rPr>
-        <w:t>且</w:t>
-      </w:r>
-      <w:proofErr w:type="gramEnd"/>
-      <w:r>
-        <w:rPr>
-          <w:rFonts w:ascii="標楷體" w:eastAsia="標楷體" w:hAnsi="標楷體" w:cs="標楷體" w:hint="eastAsia"/>
-          <w:sz w:val="28"/>
-          <w:szCs w:val="28"/>
-        </w:rPr>
-        <w:t>。</w:t>
+        <w:t>不解飲：</w:t>
+      </w:r>
+      <w:r>
+        <w:rPr>
+          <w:rFonts w:ascii="標楷體" w:eastAsia="標楷體" w:hAnsi="標楷體" w:cs="標楷體"/>
+          <w:sz w:val="28"/>
+          <w:szCs w:val="28"/>
+        </w:rPr>
+        <w:t>不懂得、不會喝酒。</w:t>
       </w:r>
     </w:p>
     <w:p>
@@ -463,8 +329,9 @@
           <w:ilvl w:val="0"/>
           <w:numId w:val="2"/>
         </w:numPr>
-        <w:spacing w:line="440" w:lineRule="exact"/>
+        <w:spacing w:line="400" w:lineRule="exact"/>
         <w:ind w:leftChars="0" w:left="284" w:hanging="284"/>
+        <w:jc w:val="both"/>
         <w:rPr>
           <w:rFonts w:ascii="標楷體" w:eastAsia="標楷體" w:hAnsi="標楷體"/>
           <w:sz w:val="28"/>
@@ -477,7 +344,31 @@
           <w:sz w:val="28"/>
           <w:szCs w:val="28"/>
         </w:rPr>
-        <w:t>不解飲：不會喝酒。</w:t>
+        <w:t>徒：</w:t>
+      </w:r>
+      <w:r>
+        <w:rPr>
+          <w:rFonts w:ascii="標楷體" w:eastAsia="標楷體" w:hAnsi="標楷體" w:cs="標楷體"/>
+          <w:sz w:val="28"/>
+          <w:szCs w:val="28"/>
+        </w:rPr>
+        <w:t>徒然、白白</w:t>
+      </w:r>
+      <w:r>
+        <w:rPr>
+          <w:rFonts w:ascii="標楷體" w:eastAsia="標楷體" w:hAnsi="標楷體" w:cs="標楷體" w:hint="eastAsia"/>
+          <w:sz w:val="28"/>
+          <w:szCs w:val="28"/>
+        </w:rPr>
+        <w:t>的</w:t>
+      </w:r>
+      <w:r>
+        <w:rPr>
+          <w:rFonts w:ascii="標楷體" w:eastAsia="標楷體" w:hAnsi="標楷體" w:cs="標楷體"/>
+          <w:sz w:val="28"/>
+          <w:szCs w:val="28"/>
+        </w:rPr>
+        <w:t>。</w:t>
       </w:r>
     </w:p>
     <w:p>
@@ -487,8 +378,9 @@
           <w:ilvl w:val="0"/>
           <w:numId w:val="2"/>
         </w:numPr>
-        <w:spacing w:line="440" w:lineRule="exact"/>
+        <w:spacing w:line="400" w:lineRule="exact"/>
         <w:ind w:leftChars="0" w:left="284" w:hanging="284"/>
+        <w:jc w:val="both"/>
         <w:rPr>
           <w:rFonts w:ascii="標楷體" w:eastAsia="標楷體" w:hAnsi="標楷體"/>
           <w:sz w:val="28"/>
@@ -501,7 +393,15 @@
           <w:sz w:val="28"/>
           <w:szCs w:val="28"/>
         </w:rPr>
-        <w:t>徒：徒然，白白的。徒：空。</w:t>
+        <w:t>將：</w:t>
+      </w:r>
+      <w:r>
+        <w:rPr>
+          <w:rFonts w:ascii="標楷體" w:eastAsia="標楷體" w:hAnsi="標楷體" w:cs="標楷體"/>
+          <w:sz w:val="28"/>
+          <w:szCs w:val="28"/>
+        </w:rPr>
+        <w:t>伴隨、帶領（此處指陪伴）。</w:t>
       </w:r>
     </w:p>
     <w:p>
@@ -511,8 +411,9 @@
           <w:ilvl w:val="0"/>
           <w:numId w:val="2"/>
         </w:numPr>
-        <w:spacing w:line="440" w:lineRule="exact"/>
+        <w:spacing w:line="400" w:lineRule="exact"/>
         <w:ind w:leftChars="0" w:left="284" w:hanging="284"/>
+        <w:jc w:val="both"/>
         <w:rPr>
           <w:rFonts w:ascii="標楷體" w:eastAsia="標楷體" w:hAnsi="標楷體"/>
           <w:sz w:val="28"/>
@@ -525,25 +426,23 @@
           <w:sz w:val="28"/>
           <w:szCs w:val="28"/>
         </w:rPr>
-        <w:t>將：</w:t>
-      </w:r>
-      <w:proofErr w:type="gramStart"/>
-      <w:r>
-        <w:rPr>
-          <w:rFonts w:ascii="標楷體" w:eastAsia="標楷體" w:hAnsi="標楷體" w:cs="標楷體" w:hint="eastAsia"/>
-          <w:sz w:val="28"/>
-          <w:szCs w:val="28"/>
-        </w:rPr>
-        <w:t>和</w:t>
-      </w:r>
-      <w:proofErr w:type="gramEnd"/>
-      <w:r>
-        <w:rPr>
-          <w:rFonts w:ascii="標楷體" w:eastAsia="標楷體" w:hAnsi="標楷體" w:cs="標楷體" w:hint="eastAsia"/>
-          <w:sz w:val="28"/>
-          <w:szCs w:val="28"/>
-        </w:rPr>
-        <w:t>。</w:t>
+        <w:t>及</w:t>
+      </w:r>
+      <w:r>
+        <w:rPr>
+          <w:rFonts w:ascii="標楷體" w:eastAsia="標楷體" w:hAnsi="標楷體" w:hint="eastAsia"/>
+          <w:sz w:val="28"/>
+          <w:szCs w:val="28"/>
+        </w:rPr>
+        <w:t>春：</w:t>
+      </w:r>
+      <w:r>
+        <w:rPr>
+          <w:rFonts w:ascii="標楷體" w:eastAsia="標楷體" w:hAnsi="標楷體"/>
+          <w:sz w:val="28"/>
+          <w:szCs w:val="28"/>
+        </w:rPr>
+        <w:t>趁著春光正好（及時行樂）。</w:t>
       </w:r>
     </w:p>
     <w:p>
@@ -553,8 +452,9 @@
           <w:ilvl w:val="0"/>
           <w:numId w:val="2"/>
         </w:numPr>
-        <w:spacing w:line="440" w:lineRule="exact"/>
+        <w:spacing w:line="400" w:lineRule="exact"/>
         <w:ind w:leftChars="0" w:left="284" w:hanging="284"/>
+        <w:jc w:val="both"/>
         <w:rPr>
           <w:rFonts w:ascii="標楷體" w:eastAsia="標楷體" w:hAnsi="標楷體"/>
           <w:sz w:val="28"/>
@@ -567,31 +467,48 @@
           <w:sz w:val="28"/>
           <w:szCs w:val="28"/>
         </w:rPr>
-        <w:t>及</w:t>
-      </w:r>
-      <w:r>
-        <w:rPr>
-          <w:rFonts w:ascii="標楷體" w:eastAsia="標楷體" w:hAnsi="標楷體" w:hint="eastAsia"/>
-          <w:sz w:val="28"/>
-          <w:szCs w:val="28"/>
-        </w:rPr>
-        <w:t>春：趁</w:t>
-      </w:r>
-      <w:r>
-        <w:rPr>
-          <w:rFonts w:ascii="標楷體" w:eastAsia="標楷體" w:hAnsi="標楷體" w:hint="eastAsia"/>
-          <w:sz w:val="28"/>
-          <w:szCs w:val="28"/>
-        </w:rPr>
-        <w:t>著</w:t>
-      </w:r>
-      <w:r>
-        <w:rPr>
-          <w:rFonts w:ascii="標楷體" w:eastAsia="標楷體" w:hAnsi="標楷體" w:hint="eastAsia"/>
-          <w:sz w:val="28"/>
-          <w:szCs w:val="28"/>
-        </w:rPr>
-        <w:t>春光明媚之時。</w:t>
+        <w:t>徘徊</w:t>
+      </w:r>
+      <w:r>
+        <w:rPr>
+          <w:rFonts w:ascii="標楷體" w:eastAsia="標楷體" w:hAnsi="標楷體" w:cs="標楷體" w:hint="eastAsia"/>
+          <w:sz w:val="28"/>
+          <w:szCs w:val="28"/>
+        </w:rPr>
+        <w:t>（</w:t>
+      </w:r>
+      <w:r>
+        <w:rPr>
+          <w:rFonts w:ascii="標楷體" w:eastAsia="標楷體" w:hAnsi="標楷體" w:cs="標楷體" w:hint="eastAsia"/>
+          <w:color w:val="FF0000"/>
+          <w:sz w:val="16"/>
+          <w:szCs w:val="16"/>
+        </w:rPr>
+        <w:t>ㄆㄞˊ　ㄏㄨㄞˊ</w:t>
+      </w:r>
+      <w:r>
+        <w:rPr>
+          <w:rFonts w:ascii="標楷體" w:eastAsia="標楷體" w:hAnsi="標楷體" w:cs="標楷體" w:hint="eastAsia"/>
+          <w:sz w:val="28"/>
+          <w:szCs w:val="28"/>
+        </w:rPr>
+        <w:t>）</w:t>
+      </w:r>
+      <w:r>
+        <w:rPr>
+          <w:rFonts w:ascii="標楷體" w:eastAsia="標楷體" w:hAnsi="標楷體" w:cs="標楷體" w:hint="eastAsia"/>
+          <w:sz w:val="28"/>
+          <w:szCs w:val="28"/>
+        </w:rPr>
+        <w:t>：</w:t>
+      </w:r>
+      <w:r>
+        <w:rPr>
+          <w:rFonts w:ascii="標楷體" w:eastAsia="標楷體" w:hAnsi="標楷體" w:cs="標楷體"/>
+          <w:sz w:val="28"/>
+          <w:szCs w:val="28"/>
+        </w:rPr>
+        <w:t>來回移動、逗留盤旋（此處形容月光隨著歌聲在身邊流轉徘徊）。</w:t>
       </w:r>
     </w:p>
     <w:p>
@@ -601,8 +518,9 @@
           <w:ilvl w:val="0"/>
           <w:numId w:val="2"/>
         </w:numPr>
-        <w:spacing w:line="440" w:lineRule="exact"/>
+        <w:spacing w:line="400" w:lineRule="exact"/>
         <w:ind w:leftChars="0" w:left="284" w:hanging="284"/>
+        <w:jc w:val="both"/>
         <w:rPr>
           <w:rFonts w:ascii="標楷體" w:eastAsia="標楷體" w:hAnsi="標楷體"/>
           <w:sz w:val="28"/>
@@ -615,62 +533,15 @@
           <w:sz w:val="28"/>
           <w:szCs w:val="28"/>
         </w:rPr>
-        <w:t>徘徊</w:t>
-      </w:r>
-      <w:r>
-        <w:rPr>
-          <w:rFonts w:ascii="標楷體" w:eastAsia="標楷體" w:hAnsi="標楷體" w:cs="標楷體" w:hint="eastAsia"/>
-          <w:sz w:val="28"/>
-          <w:szCs w:val="28"/>
-        </w:rPr>
-        <w:t>（</w:t>
-      </w:r>
-      <w:proofErr w:type="gramStart"/>
-      <w:r>
-        <w:rPr>
-          <w:rFonts w:ascii="標楷體" w:eastAsia="標楷體" w:hAnsi="標楷體" w:cs="標楷體" w:hint="eastAsia"/>
-          <w:color w:val="FF0000"/>
-          <w:sz w:val="16"/>
-          <w:szCs w:val="16"/>
-        </w:rPr>
-        <w:t>ㄆㄞˊ</w:t>
-      </w:r>
-      <w:proofErr w:type="gramEnd"/>
-      <w:r>
-        <w:rPr>
-          <w:rFonts w:ascii="標楷體" w:eastAsia="標楷體" w:hAnsi="標楷體" w:cs="標楷體" w:hint="eastAsia"/>
-          <w:color w:val="FF0000"/>
-          <w:sz w:val="16"/>
-          <w:szCs w:val="16"/>
-        </w:rPr>
-        <w:t xml:space="preserve">　</w:t>
-      </w:r>
-      <w:proofErr w:type="gramStart"/>
-      <w:r>
-        <w:rPr>
-          <w:rFonts w:ascii="標楷體" w:eastAsia="標楷體" w:hAnsi="標楷體" w:cs="標楷體" w:hint="eastAsia"/>
-          <w:color w:val="FF0000"/>
-          <w:sz w:val="16"/>
-          <w:szCs w:val="16"/>
-        </w:rPr>
-        <w:t>ㄏㄨㄞˊ</w:t>
-      </w:r>
-      <w:proofErr w:type="gramEnd"/>
-      <w:r>
-        <w:rPr>
-          <w:rFonts w:ascii="標楷體" w:eastAsia="標楷體" w:hAnsi="標楷體" w:cs="標楷體" w:hint="eastAsia"/>
-          <w:sz w:val="28"/>
-          <w:szCs w:val="28"/>
-        </w:rPr>
-        <w:t>）</w:t>
-      </w:r>
-      <w:r>
-        <w:rPr>
-          <w:rFonts w:ascii="標楷體" w:eastAsia="標楷體" w:hAnsi="標楷體" w:cs="標楷體" w:hint="eastAsia"/>
-          <w:sz w:val="28"/>
-          <w:szCs w:val="28"/>
-        </w:rPr>
-        <w:t>：來回移動。</w:t>
+        <w:t>影零亂：</w:t>
+      </w:r>
+      <w:r>
+        <w:rPr>
+          <w:rFonts w:ascii="標楷體" w:eastAsia="標楷體" w:hAnsi="標楷體" w:cs="標楷體"/>
+          <w:sz w:val="28"/>
+          <w:szCs w:val="28"/>
+        </w:rPr>
+        <w:t>身影隨著舞姿而交錯散亂。</w:t>
       </w:r>
     </w:p>
     <w:p>
@@ -680,8 +551,9 @@
           <w:ilvl w:val="0"/>
           <w:numId w:val="2"/>
         </w:numPr>
-        <w:spacing w:line="440" w:lineRule="exact"/>
-        <w:ind w:leftChars="0" w:left="284" w:hanging="284"/>
+        <w:spacing w:line="400" w:lineRule="exact"/>
+        <w:ind w:leftChars="0" w:left="284" w:hanging="426"/>
+        <w:jc w:val="both"/>
         <w:rPr>
           <w:rFonts w:ascii="標楷體" w:eastAsia="標楷體" w:hAnsi="標楷體"/>
           <w:sz w:val="28"/>
@@ -694,7 +566,15 @@
           <w:sz w:val="28"/>
           <w:szCs w:val="28"/>
         </w:rPr>
-        <w:t>影零亂：因起舞而身影紛亂。</w:t>
+        <w:t>交歡：</w:t>
+      </w:r>
+      <w:r>
+        <w:rPr>
+          <w:rFonts w:ascii="標楷體" w:eastAsia="標楷體" w:hAnsi="標楷體" w:cs="標楷體"/>
+          <w:sz w:val="28"/>
+          <w:szCs w:val="28"/>
+        </w:rPr>
+        <w:t>歡聚、一同歡樂。</w:t>
       </w:r>
     </w:p>
     <w:p>
@@ -704,8 +584,9 @@
           <w:ilvl w:val="0"/>
           <w:numId w:val="2"/>
         </w:numPr>
-        <w:spacing w:line="440" w:lineRule="exact"/>
+        <w:spacing w:line="400" w:lineRule="exact"/>
         <w:ind w:leftChars="0" w:left="284" w:hanging="426"/>
+        <w:jc w:val="both"/>
         <w:rPr>
           <w:rFonts w:ascii="標楷體" w:eastAsia="標楷體" w:hAnsi="標楷體"/>
           <w:sz w:val="28"/>
@@ -718,7 +599,15 @@
           <w:sz w:val="28"/>
           <w:szCs w:val="28"/>
         </w:rPr>
-        <w:t>交歡：一起歡樂。</w:t>
+        <w:t>無情遊：</w:t>
+      </w:r>
+      <w:r>
+        <w:rPr>
+          <w:rFonts w:ascii="標楷體" w:eastAsia="標楷體" w:hAnsi="標楷體" w:cs="標楷體"/>
+          <w:sz w:val="28"/>
+          <w:szCs w:val="28"/>
+        </w:rPr>
+        <w:t>超越世俗、超然物外的交遊（指與月、影結為不受世情拘束的知己）。</w:t>
       </w:r>
     </w:p>
     <w:p>
@@ -728,10 +617,12 @@
           <w:ilvl w:val="0"/>
           <w:numId w:val="2"/>
         </w:numPr>
-        <w:spacing w:line="440" w:lineRule="exact"/>
+        <w:spacing w:line="400" w:lineRule="exact"/>
         <w:ind w:leftChars="0" w:left="284" w:hanging="426"/>
-        <w:rPr>
-          <w:rFonts w:ascii="標楷體" w:eastAsia="標楷體" w:hAnsi="標楷體"/>
+        <w:jc w:val="both"/>
+        <w:rPr>
+          <w:rFonts w:ascii="標楷體" w:eastAsia="標楷體" w:hAnsi="標楷體"/>
+          <w:spacing w:val="-6"/>
           <w:sz w:val="28"/>
           <w:szCs w:val="28"/>
         </w:rPr>
@@ -742,52 +633,16 @@
           <w:sz w:val="28"/>
           <w:szCs w:val="28"/>
         </w:rPr>
-        <w:t>無情遊：忘卻世情的交遊。</w:t>
-      </w:r>
-    </w:p>
-    <w:p>
-      <w:pPr>
-        <w:pStyle w:val="a7"/>
-        <w:numPr>
-          <w:ilvl w:val="0"/>
-          <w:numId w:val="2"/>
-        </w:numPr>
-        <w:spacing w:afterLines="50" w:after="180" w:line="440" w:lineRule="exact"/>
-        <w:ind w:leftChars="0" w:left="284" w:hanging="426"/>
-        <w:rPr>
-          <w:rFonts w:ascii="標楷體" w:eastAsia="標楷體" w:hAnsi="標楷體"/>
-          <w:spacing w:val="-6"/>
-          <w:sz w:val="28"/>
-          <w:szCs w:val="28"/>
-        </w:rPr>
-      </w:pPr>
+        <w:t>相期邈</w:t>
+      </w:r>
       <w:r>
         <w:rPr>
           <w:rFonts w:ascii="標楷體" w:eastAsia="標楷體" w:hAnsi="標楷體" w:cs="標楷體" w:hint="eastAsia"/>
           <w:sz w:val="28"/>
           <w:szCs w:val="28"/>
         </w:rPr>
-        <w:t>相期</w:t>
-      </w:r>
-      <w:proofErr w:type="gramStart"/>
-      <w:r>
-        <w:rPr>
-          <w:rFonts w:ascii="標楷體" w:eastAsia="標楷體" w:hAnsi="標楷體" w:cs="標楷體" w:hint="eastAsia"/>
-          <w:sz w:val="28"/>
-          <w:szCs w:val="28"/>
-        </w:rPr>
-        <w:t>邈</w:t>
-      </w:r>
-      <w:proofErr w:type="gramEnd"/>
-      <w:r>
-        <w:rPr>
-          <w:rFonts w:ascii="標楷體" w:eastAsia="標楷體" w:hAnsi="標楷體" w:cs="標楷體" w:hint="eastAsia"/>
-          <w:sz w:val="28"/>
-          <w:szCs w:val="28"/>
-        </w:rPr>
         <w:t>(</w:t>
       </w:r>
-      <w:proofErr w:type="gramStart"/>
       <w:r>
         <w:rPr>
           <w:rFonts w:ascii="標楷體" w:eastAsia="標楷體" w:hAnsi="標楷體" w:cs="標楷體" w:hint="eastAsia"/>
@@ -797,7 +652,6 @@
         </w:rPr>
         <w:t>ㄇㄧㄠˇ</w:t>
       </w:r>
-      <w:proofErr w:type="gramEnd"/>
       <w:r>
         <w:rPr>
           <w:rFonts w:ascii="標楷體" w:eastAsia="標楷體" w:hAnsi="標楷體" w:cs="標楷體" w:hint="eastAsia"/>
@@ -812,311 +666,283 @@
           <w:sz w:val="28"/>
           <w:szCs w:val="28"/>
         </w:rPr>
-        <w:t>雲漢：約定在天上相見期：約定。</w:t>
-      </w:r>
-      <w:proofErr w:type="gramStart"/>
-      <w:r>
-        <w:rPr>
-          <w:rFonts w:ascii="標楷體" w:eastAsia="標楷體" w:hAnsi="標楷體" w:hint="eastAsia"/>
-          <w:sz w:val="28"/>
-          <w:szCs w:val="28"/>
-        </w:rPr>
-        <w:t>邈</w:t>
-      </w:r>
-      <w:proofErr w:type="gramEnd"/>
-      <w:r>
-        <w:rPr>
-          <w:rFonts w:ascii="標楷體" w:eastAsia="標楷體" w:hAnsi="標楷體" w:hint="eastAsia"/>
-          <w:sz w:val="28"/>
-          <w:szCs w:val="28"/>
-        </w:rPr>
-        <w:t>：遠。雲漢：銀河，泛指天空。</w:t>
-      </w:r>
-    </w:p>
-    <w:p>
-      <w:pPr>
-        <w:spacing w:line="440" w:lineRule="exact"/>
-        <w:rPr>
-          <w:rFonts w:ascii="標楷體" w:eastAsia="標楷體" w:hAnsi="標楷體"/>
+        <w:t>雲漢：</w:t>
+      </w:r>
+      <w:r>
+        <w:rPr>
+          <w:rFonts w:ascii="標楷體" w:eastAsia="標楷體" w:hAnsi="標楷體"/>
+          <w:sz w:val="28"/>
+          <w:szCs w:val="28"/>
+        </w:rPr>
+        <w:t>相約在遙遠的銀河（雲漢）相見。</w:t>
+      </w:r>
+    </w:p>
+    <w:p>
+      <w:pPr>
+        <w:spacing w:beforeLines="50" w:before="180" w:line="440" w:lineRule="exact"/>
+        <w:rPr>
+          <w:rFonts w:ascii="標楷體" w:eastAsia="標楷體" w:hAnsi="標楷體"/>
+          <w:sz w:val="32"/>
+          <w:szCs w:val="32"/>
+        </w:rPr>
+      </w:pPr>
+      <w:r>
+        <w:rPr>
+          <w:rFonts w:ascii="標楷體" w:eastAsia="標楷體" w:hAnsi="標楷體" w:hint="eastAsia"/>
           <w:sz w:val="32"/>
           <w:szCs w:val="32"/>
           <w:bdr w:val="single" w:sz="4" w:space="0" w:color="auto"/>
         </w:rPr>
-        <w:sectPr>
-          <w:type w:val="continuous"/>
-          <w:pgSz w:w="11906" w:h="16838"/>
-          <w:pgMar w:top="851" w:right="1134" w:bottom="851" w:left="1134" w:header="567" w:footer="283" w:gutter="0"/>
-          <w:cols w:num="2" w:space="425"/>
-          <w:docGrid w:type="lines" w:linePitch="360"/>
-        </w:sectPr>
-      </w:pPr>
+        <w:t>語譯</w:t>
+      </w:r>
     </w:p>
     <w:p>
       <w:pPr>
         <w:spacing w:line="440" w:lineRule="exact"/>
-        <w:rPr>
-          <w:rFonts w:ascii="標楷體" w:eastAsia="標楷體" w:hAnsi="標楷體"/>
-          <w:sz w:val="32"/>
-          <w:szCs w:val="32"/>
-        </w:rPr>
-      </w:pPr>
-      <w:r>
-        <w:rPr>
-          <w:rFonts w:ascii="標楷體" w:eastAsia="標楷體" w:hAnsi="標楷體" w:hint="eastAsia"/>
+        <w:jc w:val="both"/>
+        <w:rPr>
+          <w:rFonts w:ascii="標楷體" w:eastAsia="標楷體" w:hAnsi="標楷體"/>
+          <w:spacing w:val="-6"/>
+          <w:sz w:val="28"/>
+          <w:szCs w:val="28"/>
+        </w:rPr>
+      </w:pPr>
+      <w:r>
+        <w:rPr>
+          <w:rFonts w:ascii="標楷體" w:eastAsia="標楷體" w:hAnsi="標楷體" w:hint="eastAsia"/>
+          <w:spacing w:val="-6"/>
+          <w:sz w:val="28"/>
+          <w:szCs w:val="28"/>
+        </w:rPr>
+        <w:t>我在花叢之間擺著一壺酒，獨自飲酒，身邊沒有可以作伴的朋友。</w:t>
+      </w:r>
+    </w:p>
+    <w:p>
+      <w:pPr>
+        <w:spacing w:line="440" w:lineRule="exact"/>
+        <w:jc w:val="both"/>
+        <w:rPr>
+          <w:rFonts w:ascii="標楷體" w:eastAsia="標楷體" w:hAnsi="標楷體"/>
+          <w:spacing w:val="-6"/>
+          <w:sz w:val="28"/>
+          <w:szCs w:val="28"/>
+        </w:rPr>
+      </w:pPr>
+      <w:r>
+        <w:rPr>
+          <w:rFonts w:ascii="標楷體" w:eastAsia="標楷體" w:hAnsi="標楷體" w:hint="eastAsia"/>
+          <w:spacing w:val="-6"/>
+          <w:sz w:val="28"/>
+          <w:szCs w:val="28"/>
+        </w:rPr>
+        <w:t>於是我舉起酒杯，邀請天上的明月一起喝酒，再加上地上的影子，剛好成了三個人。</w:t>
+      </w:r>
+    </w:p>
+    <w:p>
+      <w:pPr>
+        <w:spacing w:line="440" w:lineRule="exact"/>
+        <w:jc w:val="both"/>
+        <w:rPr>
+          <w:rFonts w:ascii="標楷體" w:eastAsia="標楷體" w:hAnsi="標楷體"/>
+          <w:spacing w:val="-6"/>
+          <w:sz w:val="28"/>
+          <w:szCs w:val="28"/>
+        </w:rPr>
+      </w:pPr>
+      <w:r>
+        <w:rPr>
+          <w:rFonts w:ascii="標楷體" w:eastAsia="標楷體" w:hAnsi="標楷體" w:hint="eastAsia"/>
+          <w:spacing w:val="-6"/>
+          <w:sz w:val="28"/>
+          <w:szCs w:val="28"/>
+        </w:rPr>
+        <w:t>只是月亮本來就不懂得喝酒，影子也只會默默跟著我而已。</w:t>
+      </w:r>
+    </w:p>
+    <w:p>
+      <w:pPr>
+        <w:spacing w:line="440" w:lineRule="exact"/>
+        <w:jc w:val="both"/>
+        <w:rPr>
+          <w:rFonts w:ascii="標楷體" w:eastAsia="標楷體" w:hAnsi="標楷體"/>
+          <w:spacing w:val="-6"/>
+          <w:sz w:val="28"/>
+          <w:szCs w:val="28"/>
+        </w:rPr>
+      </w:pPr>
+      <w:r>
+        <w:rPr>
+          <w:rFonts w:ascii="標楷體" w:eastAsia="標楷體" w:hAnsi="標楷體" w:hint="eastAsia"/>
+          <w:spacing w:val="-6"/>
+          <w:sz w:val="28"/>
+          <w:szCs w:val="28"/>
+        </w:rPr>
+        <w:t>不過暫時讓月亮和影子陪著我吧，人生的歡樂還是要趁著春天及時享受。</w:t>
+      </w:r>
+    </w:p>
+    <w:p>
+      <w:pPr>
+        <w:spacing w:line="440" w:lineRule="exact"/>
+        <w:jc w:val="both"/>
+        <w:rPr>
+          <w:rFonts w:ascii="標楷體" w:eastAsia="標楷體" w:hAnsi="標楷體"/>
+          <w:spacing w:val="-6"/>
+          <w:sz w:val="28"/>
+          <w:szCs w:val="28"/>
+        </w:rPr>
+      </w:pPr>
+      <w:r>
+        <w:rPr>
+          <w:rFonts w:ascii="標楷體" w:eastAsia="標楷體" w:hAnsi="標楷體" w:hint="eastAsia"/>
+          <w:spacing w:val="-6"/>
+          <w:sz w:val="28"/>
+          <w:szCs w:val="28"/>
+        </w:rPr>
+        <w:t>我唱歌時，月亮彷彿在空中徘徊相伴；</w:t>
+      </w:r>
+    </w:p>
+    <w:p>
+      <w:pPr>
+        <w:spacing w:line="440" w:lineRule="exact"/>
+        <w:jc w:val="both"/>
+        <w:rPr>
+          <w:rFonts w:ascii="標楷體" w:eastAsia="標楷體" w:hAnsi="標楷體"/>
+          <w:spacing w:val="-6"/>
+          <w:sz w:val="28"/>
+          <w:szCs w:val="28"/>
+        </w:rPr>
+      </w:pPr>
+      <w:r>
+        <w:rPr>
+          <w:rFonts w:ascii="標楷體" w:eastAsia="標楷體" w:hAnsi="標楷體" w:hint="eastAsia"/>
+          <w:spacing w:val="-6"/>
+          <w:sz w:val="28"/>
+          <w:szCs w:val="28"/>
+        </w:rPr>
+        <w:t>我起舞時，影子也跟著搖曳散亂。</w:t>
+      </w:r>
+    </w:p>
+    <w:p>
+      <w:pPr>
+        <w:spacing w:line="440" w:lineRule="exact"/>
+        <w:jc w:val="both"/>
+        <w:rPr>
+          <w:rFonts w:ascii="標楷體" w:eastAsia="標楷體" w:hAnsi="標楷體"/>
+          <w:spacing w:val="-6"/>
+          <w:sz w:val="28"/>
+          <w:szCs w:val="28"/>
+        </w:rPr>
+      </w:pPr>
+      <w:r>
+        <w:rPr>
+          <w:rFonts w:ascii="標楷體" w:eastAsia="標楷體" w:hAnsi="標楷體" w:hint="eastAsia"/>
+          <w:spacing w:val="-6"/>
+          <w:sz w:val="28"/>
+          <w:szCs w:val="28"/>
+        </w:rPr>
+        <w:t>清醒的時候，我們一同取樂歡笑；</w:t>
+      </w:r>
+    </w:p>
+    <w:p>
+      <w:pPr>
+        <w:spacing w:line="440" w:lineRule="exact"/>
+        <w:jc w:val="both"/>
+        <w:rPr>
+          <w:rFonts w:ascii="標楷體" w:eastAsia="標楷體" w:hAnsi="標楷體"/>
+          <w:spacing w:val="-6"/>
+          <w:sz w:val="28"/>
+          <w:szCs w:val="28"/>
+        </w:rPr>
+      </w:pPr>
+      <w:r>
+        <w:rPr>
+          <w:rFonts w:ascii="標楷體" w:eastAsia="標楷體" w:hAnsi="標楷體" w:hint="eastAsia"/>
+          <w:spacing w:val="-6"/>
+          <w:sz w:val="28"/>
+          <w:szCs w:val="28"/>
+        </w:rPr>
+        <w:t>喝醉之後，彼此又各自分離。</w:t>
+      </w:r>
+    </w:p>
+    <w:p>
+      <w:pPr>
+        <w:spacing w:line="440" w:lineRule="exact"/>
+        <w:jc w:val="both"/>
+        <w:rPr>
+          <w:rFonts w:ascii="標楷體" w:eastAsia="標楷體" w:hAnsi="標楷體"/>
+          <w:spacing w:val="-6"/>
+          <w:sz w:val="28"/>
+          <w:szCs w:val="28"/>
+        </w:rPr>
+      </w:pPr>
+      <w:r>
+        <w:rPr>
+          <w:rFonts w:ascii="標楷體" w:eastAsia="標楷體" w:hAnsi="標楷體" w:hint="eastAsia"/>
+          <w:spacing w:val="-6"/>
+          <w:sz w:val="28"/>
+          <w:szCs w:val="28"/>
+        </w:rPr>
+        <w:t>但願能與月亮結下不受</w:t>
+      </w:r>
+      <w:r>
+        <w:rPr>
+          <w:rFonts w:ascii="標楷體" w:eastAsia="標楷體" w:hAnsi="標楷體" w:hint="eastAsia"/>
+          <w:b/>
+          <w:bCs/>
+          <w:spacing w:val="-6"/>
+          <w:sz w:val="28"/>
+          <w:szCs w:val="28"/>
+        </w:rPr>
+        <w:t>世俗拘束</w:t>
+      </w:r>
+      <w:r>
+        <w:rPr>
+          <w:rFonts w:ascii="標楷體" w:eastAsia="標楷體" w:hAnsi="標楷體" w:hint="eastAsia"/>
+          <w:spacing w:val="-6"/>
+          <w:sz w:val="28"/>
+          <w:szCs w:val="28"/>
+        </w:rPr>
+        <w:t>的長久情誼，</w:t>
+      </w:r>
+    </w:p>
+    <w:p>
+      <w:pPr>
+        <w:spacing w:line="440" w:lineRule="exact"/>
+        <w:jc w:val="both"/>
+        <w:rPr>
+          <w:rFonts w:ascii="標楷體" w:eastAsia="標楷體" w:hAnsi="標楷體"/>
+          <w:spacing w:val="-6"/>
+          <w:sz w:val="28"/>
+          <w:szCs w:val="28"/>
+        </w:rPr>
+      </w:pPr>
+      <w:r>
+        <w:rPr>
+          <w:rFonts w:ascii="標楷體" w:eastAsia="標楷體" w:hAnsi="標楷體" w:hint="eastAsia"/>
+          <w:spacing w:val="-6"/>
+          <w:sz w:val="28"/>
+          <w:szCs w:val="28"/>
+        </w:rPr>
+        <w:t>相約將來在遙遠的銀河之上再相會。</w:t>
+      </w:r>
+    </w:p>
+    <w:p>
+      <w:pPr>
+        <w:spacing w:line="440" w:lineRule="exact"/>
+        <w:rPr>
+          <w:rFonts w:ascii="標楷體" w:eastAsia="標楷體" w:hAnsi="標楷體"/>
           <w:sz w:val="32"/>
           <w:szCs w:val="32"/>
           <w:bdr w:val="single" w:sz="4" w:space="0" w:color="auto"/>
         </w:rPr>
-        <w:t>語譯</w:t>
-      </w:r>
-    </w:p>
-    <w:p>
-      <w:pPr>
-        <w:spacing w:line="440" w:lineRule="exact"/>
-        <w:jc w:val="both"/>
-        <w:rPr>
-          <w:rFonts w:ascii="標楷體" w:eastAsia="標楷體" w:hAnsi="標楷體"/>
-          <w:spacing w:val="-6"/>
-          <w:sz w:val="28"/>
-          <w:szCs w:val="28"/>
-        </w:rPr>
-      </w:pPr>
-      <w:r>
-        <w:rPr>
-          <w:rFonts w:ascii="標楷體" w:eastAsia="標楷體" w:hAnsi="標楷體" w:hint="eastAsia"/>
-          <w:spacing w:val="-6"/>
-          <w:sz w:val="28"/>
-          <w:szCs w:val="28"/>
-        </w:rPr>
-        <w:t>我在花叢之間擺著一壺酒，獨自飲酒，身邊沒有可以作伴的朋友。</w:t>
-      </w:r>
-    </w:p>
-    <w:p>
-      <w:pPr>
-        <w:spacing w:line="440" w:lineRule="exact"/>
-        <w:jc w:val="both"/>
-        <w:rPr>
-          <w:rFonts w:ascii="標楷體" w:eastAsia="標楷體" w:hAnsi="標楷體"/>
-          <w:spacing w:val="-6"/>
-          <w:sz w:val="28"/>
-          <w:szCs w:val="28"/>
-        </w:rPr>
-      </w:pPr>
-      <w:r>
-        <w:rPr>
-          <w:rFonts w:ascii="標楷體" w:eastAsia="標楷體" w:hAnsi="標楷體" w:hint="eastAsia"/>
-          <w:spacing w:val="-6"/>
-          <w:sz w:val="28"/>
-          <w:szCs w:val="28"/>
-        </w:rPr>
-        <w:t>於是我舉起酒杯，邀請天上的明月一起喝酒，再加上地上的影子，剛好成了三個人。</w:t>
-      </w:r>
-    </w:p>
-    <w:p>
-      <w:pPr>
-        <w:spacing w:line="440" w:lineRule="exact"/>
-        <w:jc w:val="both"/>
-        <w:rPr>
-          <w:rFonts w:ascii="標楷體" w:eastAsia="標楷體" w:hAnsi="標楷體"/>
-          <w:spacing w:val="-6"/>
-          <w:sz w:val="28"/>
-          <w:szCs w:val="28"/>
-        </w:rPr>
-      </w:pPr>
-      <w:r>
-        <w:rPr>
-          <w:rFonts w:ascii="標楷體" w:eastAsia="標楷體" w:hAnsi="標楷體" w:hint="eastAsia"/>
-          <w:spacing w:val="-6"/>
-          <w:sz w:val="28"/>
-          <w:szCs w:val="28"/>
-        </w:rPr>
-        <w:t>只是月亮本來就不懂得喝酒，影子也只會默默跟著我而已。</w:t>
-      </w:r>
-    </w:p>
-    <w:p>
-      <w:pPr>
-        <w:spacing w:line="440" w:lineRule="exact"/>
-        <w:jc w:val="both"/>
-        <w:rPr>
-          <w:rFonts w:ascii="標楷體" w:eastAsia="標楷體" w:hAnsi="標楷體"/>
-          <w:spacing w:val="-6"/>
-          <w:sz w:val="28"/>
-          <w:szCs w:val="28"/>
-        </w:rPr>
-      </w:pPr>
-      <w:r>
-        <w:rPr>
-          <w:rFonts w:ascii="標楷體" w:eastAsia="標楷體" w:hAnsi="標楷體" w:hint="eastAsia"/>
-          <w:spacing w:val="-6"/>
-          <w:sz w:val="28"/>
-          <w:szCs w:val="28"/>
-        </w:rPr>
-        <w:t>不過暫時讓月亮和影子陪著我吧，人生的歡樂還是要趁著春天及時享受。</w:t>
-      </w:r>
-    </w:p>
-    <w:p>
-      <w:pPr>
-        <w:spacing w:line="440" w:lineRule="exact"/>
-        <w:jc w:val="both"/>
-        <w:rPr>
-          <w:rFonts w:ascii="標楷體" w:eastAsia="標楷體" w:hAnsi="標楷體"/>
-          <w:spacing w:val="-6"/>
-          <w:sz w:val="28"/>
-          <w:szCs w:val="28"/>
-        </w:rPr>
-      </w:pPr>
-      <w:r>
-        <w:rPr>
-          <w:rFonts w:ascii="標楷體" w:eastAsia="標楷體" w:hAnsi="標楷體" w:hint="eastAsia"/>
-          <w:spacing w:val="-6"/>
-          <w:sz w:val="28"/>
-          <w:szCs w:val="28"/>
-        </w:rPr>
-        <w:t>我唱歌時，月亮彷彿在空中徘徊相伴；</w:t>
-      </w:r>
-    </w:p>
-    <w:p>
-      <w:pPr>
-        <w:spacing w:line="440" w:lineRule="exact"/>
-        <w:jc w:val="both"/>
-        <w:rPr>
-          <w:rFonts w:ascii="標楷體" w:eastAsia="標楷體" w:hAnsi="標楷體"/>
-          <w:spacing w:val="-6"/>
-          <w:sz w:val="28"/>
-          <w:szCs w:val="28"/>
-        </w:rPr>
-      </w:pPr>
-      <w:r>
-        <w:rPr>
-          <w:rFonts w:ascii="標楷體" w:eastAsia="標楷體" w:hAnsi="標楷體" w:hint="eastAsia"/>
-          <w:spacing w:val="-6"/>
-          <w:sz w:val="28"/>
-          <w:szCs w:val="28"/>
-        </w:rPr>
-        <w:t>我起舞時，影子也跟著搖曳散亂。</w:t>
-      </w:r>
-    </w:p>
-    <w:p>
-      <w:pPr>
-        <w:spacing w:line="440" w:lineRule="exact"/>
-        <w:jc w:val="both"/>
-        <w:rPr>
-          <w:rFonts w:ascii="標楷體" w:eastAsia="標楷體" w:hAnsi="標楷體"/>
-          <w:spacing w:val="-6"/>
-          <w:sz w:val="28"/>
-          <w:szCs w:val="28"/>
-        </w:rPr>
-      </w:pPr>
-      <w:r>
-        <w:rPr>
-          <w:rFonts w:ascii="標楷體" w:eastAsia="標楷體" w:hAnsi="標楷體" w:hint="eastAsia"/>
-          <w:spacing w:val="-6"/>
-          <w:sz w:val="28"/>
-          <w:szCs w:val="28"/>
-        </w:rPr>
-        <w:t>清醒的時候，我們一同取樂歡笑；</w:t>
-      </w:r>
-    </w:p>
-    <w:p>
-      <w:pPr>
-        <w:spacing w:line="440" w:lineRule="exact"/>
-        <w:jc w:val="both"/>
-        <w:rPr>
-          <w:rFonts w:ascii="標楷體" w:eastAsia="標楷體" w:hAnsi="標楷體"/>
-          <w:spacing w:val="-6"/>
-          <w:sz w:val="28"/>
-          <w:szCs w:val="28"/>
-        </w:rPr>
-      </w:pPr>
-      <w:r>
-        <w:rPr>
-          <w:rFonts w:ascii="標楷體" w:eastAsia="標楷體" w:hAnsi="標楷體" w:hint="eastAsia"/>
-          <w:spacing w:val="-6"/>
-          <w:sz w:val="28"/>
-          <w:szCs w:val="28"/>
-        </w:rPr>
-        <w:t>喝醉之後，彼此又各自分離。</w:t>
-      </w:r>
-    </w:p>
-    <w:p>
-      <w:pPr>
-        <w:spacing w:line="440" w:lineRule="exact"/>
-        <w:jc w:val="both"/>
-        <w:rPr>
-          <w:rFonts w:ascii="標楷體" w:eastAsia="標楷體" w:hAnsi="標楷體"/>
-          <w:spacing w:val="-6"/>
-          <w:sz w:val="28"/>
-          <w:szCs w:val="28"/>
-        </w:rPr>
-      </w:pPr>
-      <w:r>
-        <w:rPr>
-          <w:rFonts w:ascii="標楷體" w:eastAsia="標楷體" w:hAnsi="標楷體" w:hint="eastAsia"/>
-          <w:spacing w:val="-6"/>
-          <w:sz w:val="28"/>
-          <w:szCs w:val="28"/>
-        </w:rPr>
-        <w:t>但願能與月亮結下不受</w:t>
-      </w:r>
-      <w:r>
-        <w:rPr>
-          <w:rFonts w:ascii="標楷體" w:eastAsia="標楷體" w:hAnsi="標楷體" w:hint="eastAsia"/>
-          <w:b/>
-          <w:bCs/>
-          <w:spacing w:val="-6"/>
-          <w:sz w:val="28"/>
-          <w:szCs w:val="28"/>
-        </w:rPr>
-        <w:t>世俗拘束</w:t>
-      </w:r>
-      <w:r>
-        <w:rPr>
-          <w:rFonts w:ascii="標楷體" w:eastAsia="標楷體" w:hAnsi="標楷體" w:hint="eastAsia"/>
-          <w:spacing w:val="-6"/>
-          <w:sz w:val="28"/>
-          <w:szCs w:val="28"/>
-        </w:rPr>
-        <w:t>的長久情誼，</w:t>
-      </w:r>
-    </w:p>
-    <w:p>
-      <w:pPr>
-        <w:spacing w:line="440" w:lineRule="exact"/>
-        <w:jc w:val="both"/>
-        <w:rPr>
-          <w:rFonts w:ascii="標楷體" w:eastAsia="標楷體" w:hAnsi="標楷體"/>
-          <w:spacing w:val="-6"/>
-          <w:sz w:val="28"/>
-          <w:szCs w:val="28"/>
-        </w:rPr>
-      </w:pPr>
-      <w:r>
-        <w:rPr>
-          <w:rFonts w:ascii="標楷體" w:eastAsia="標楷體" w:hAnsi="標楷體" w:hint="eastAsia"/>
-          <w:spacing w:val="-6"/>
-          <w:sz w:val="28"/>
-          <w:szCs w:val="28"/>
-        </w:rPr>
-        <w:t>相約將來在遙遠的銀河之上再相會。</w:t>
-      </w:r>
-    </w:p>
-    <w:p>
-      <w:pPr>
-        <w:spacing w:beforeLines="50" w:before="180" w:line="440" w:lineRule="exact"/>
-        <w:rPr>
-          <w:rFonts w:ascii="標楷體" w:eastAsia="標楷體" w:hAnsi="標楷體"/>
+      </w:pPr>
+      <w:r>
+        <w:rPr>
+          <w:rFonts w:ascii="標楷體" w:eastAsia="標楷體" w:hAnsi="標楷體" w:hint="eastAsia"/>
           <w:sz w:val="32"/>
           <w:szCs w:val="32"/>
           <w:bdr w:val="single" w:sz="4" w:space="0" w:color="auto"/>
         </w:rPr>
-      </w:pPr>
-      <w:r>
-        <w:rPr>
-          <w:rFonts w:ascii="標楷體" w:eastAsia="標楷體" w:hAnsi="標楷體" w:hint="eastAsia"/>
-          <w:sz w:val="32"/>
-          <w:szCs w:val="32"/>
-          <w:bdr w:val="single" w:sz="4" w:space="0" w:color="auto"/>
-        </w:rPr>
         <w:t>賞析</w:t>
       </w:r>
     </w:p>
@@ -1203,25 +1029,7 @@
           <w:sz w:val="28"/>
           <w:szCs w:val="28"/>
         </w:rPr>
-        <w:t>色彩的抒情詩，全詩以「</w:t>
-      </w:r>
-      <w:proofErr w:type="gramStart"/>
-      <w:r>
-        <w:rPr>
-          <w:rFonts w:ascii="標楷體" w:eastAsia="標楷體" w:hAnsi="標楷體" w:hint="eastAsia"/>
-          <w:sz w:val="28"/>
-          <w:szCs w:val="28"/>
-        </w:rPr>
-        <w:t>獨酌」</w:t>
-      </w:r>
-      <w:proofErr w:type="gramEnd"/>
-      <w:r>
-        <w:rPr>
-          <w:rFonts w:ascii="標楷體" w:eastAsia="標楷體" w:hAnsi="標楷體" w:hint="eastAsia"/>
-          <w:sz w:val="28"/>
-          <w:szCs w:val="28"/>
-        </w:rPr>
-        <w:t>為核心，表面寫飲酒賞月，實則抒發詩人孤獨而</w:t>
+        <w:t>色彩的抒情詩，全詩以「獨酌」為核心，表面寫飲酒賞月，實則抒發詩人孤獨而</w:t>
       </w:r>
       <w:r>
         <w:rPr>
@@ -1289,20 +1097,21 @@
     </w:p>
     <w:p>
       <w:pPr>
-        <w:spacing w:line="480" w:lineRule="exact"/>
-        <w:jc w:val="both"/>
-        <w:rPr>
-          <w:rFonts w:ascii="標楷體" w:eastAsia="標楷體" w:hAnsi="標楷體"/>
-          <w:sz w:val="28"/>
-          <w:szCs w:val="28"/>
-        </w:rPr>
-      </w:pPr>
-      <w:r>
-        <w:rPr>
-          <w:rFonts w:ascii="標楷體" w:eastAsia="標楷體" w:hAnsi="標楷體" w:hint="eastAsia"/>
-          <w:sz w:val="28"/>
-          <w:szCs w:val="28"/>
-        </w:rPr>
+        <w:spacing w:line="420" w:lineRule="exact"/>
+        <w:jc w:val="both"/>
+        <w:rPr>
+          <w:rFonts w:ascii="標楷體" w:eastAsia="標楷體" w:hAnsi="標楷體"/>
+          <w:sz w:val="28"/>
+          <w:szCs w:val="28"/>
+        </w:rPr>
+      </w:pPr>
+      <w:r>
+        <w:rPr>
+          <w:rFonts w:ascii="標楷體" w:eastAsia="標楷體" w:hAnsi="標楷體" w:hint="eastAsia"/>
+          <w:sz w:val="28"/>
+          <w:szCs w:val="28"/>
+        </w:rPr>
+        <w:lastRenderedPageBreak/>
         <w:t xml:space="preserve">　　</w:t>
       </w:r>
       <w:r>
@@ -1311,36 +1120,8 @@
           <w:sz w:val="28"/>
           <w:szCs w:val="28"/>
         </w:rPr>
-        <w:t>詩一開始「花間一壺酒，</w:t>
-      </w:r>
-      <w:proofErr w:type="gramStart"/>
-      <w:r>
-        <w:rPr>
-          <w:rFonts w:ascii="標楷體" w:eastAsia="標楷體" w:hAnsi="標楷體" w:hint="eastAsia"/>
-          <w:sz w:val="28"/>
-          <w:szCs w:val="28"/>
-        </w:rPr>
-        <w:t>獨酌無</w:t>
-      </w:r>
-      <w:proofErr w:type="gramEnd"/>
-      <w:r>
-        <w:rPr>
-          <w:rFonts w:ascii="標楷體" w:eastAsia="標楷體" w:hAnsi="標楷體" w:hint="eastAsia"/>
-          <w:sz w:val="28"/>
-          <w:szCs w:val="28"/>
-        </w:rPr>
-        <w:t>相親」，點明環境清幽，卻也突顯詩人身邊無人相伴的寂寞。花</w:t>
-      </w:r>
-      <w:proofErr w:type="gramStart"/>
-      <w:r>
-        <w:rPr>
-          <w:rFonts w:ascii="標楷體" w:eastAsia="標楷體" w:hAnsi="標楷體" w:hint="eastAsia"/>
-          <w:sz w:val="28"/>
-          <w:szCs w:val="28"/>
-        </w:rPr>
-        <w:t>與酒本是</w:t>
-      </w:r>
-      <w:proofErr w:type="gramEnd"/>
+        <w:t>詩一開始「花間一壺酒，獨酌無相親」，點明環境清幽，卻也突顯詩人身邊無人相伴的寂寞。花與酒本是</w:t>
+      </w:r>
       <w:r>
         <w:rPr>
           <w:rFonts w:ascii="標楷體" w:eastAsia="標楷體" w:hAnsi="標楷體" w:hint="eastAsia"/>
@@ -1357,25 +1138,7 @@
           <w:sz w:val="28"/>
           <w:szCs w:val="28"/>
         </w:rPr>
-        <w:t>，但「</w:t>
-      </w:r>
-      <w:proofErr w:type="gramStart"/>
-      <w:r>
-        <w:rPr>
-          <w:rFonts w:ascii="標楷體" w:eastAsia="標楷體" w:hAnsi="標楷體" w:hint="eastAsia"/>
-          <w:sz w:val="28"/>
-          <w:szCs w:val="28"/>
-        </w:rPr>
-        <w:t>獨酌」</w:t>
-      </w:r>
-      <w:proofErr w:type="gramEnd"/>
-      <w:r>
-        <w:rPr>
-          <w:rFonts w:ascii="標楷體" w:eastAsia="標楷體" w:hAnsi="標楷體" w:hint="eastAsia"/>
-          <w:sz w:val="28"/>
-          <w:szCs w:val="28"/>
-        </w:rPr>
-        <w:t>二字，透露出內心的孤單。然而</w:t>
+        <w:t>，但「獨酌」二字，透露出內心的孤單。然而</w:t>
       </w:r>
       <w:r>
         <w:rPr>
@@ -1392,39 +1155,12 @@
           <w:sz w:val="28"/>
           <w:szCs w:val="28"/>
         </w:rPr>
-        <w:t>並未沉溺於哀愁，而是以奇特的想像轉化孤獨</w:t>
-      </w:r>
-      <w:proofErr w:type="gramStart"/>
-      <w:r>
-        <w:rPr>
-          <w:rFonts w:ascii="標楷體" w:eastAsia="標楷體" w:hAnsi="標楷體" w:hint="eastAsia"/>
-          <w:sz w:val="28"/>
-          <w:szCs w:val="28"/>
-        </w:rPr>
-        <w:t>——</w:t>
-      </w:r>
-      <w:proofErr w:type="gramEnd"/>
-      <w:r>
-        <w:rPr>
-          <w:rFonts w:ascii="標楷體" w:eastAsia="標楷體" w:hAnsi="標楷體" w:hint="eastAsia"/>
-          <w:sz w:val="28"/>
-          <w:szCs w:val="28"/>
-        </w:rPr>
-        <w:t>「舉杯邀明月，對影成三人」，詩人邀月亮與影子作伴，將自然萬物人格化，使冷清的場景瞬間變得</w:t>
-      </w:r>
-      <w:r>
-        <w:rPr>
-          <w:rFonts w:ascii="標楷體" w:eastAsia="標楷體" w:hAnsi="標楷體" w:hint="eastAsia"/>
-          <w:sz w:val="28"/>
-          <w:szCs w:val="28"/>
-        </w:rPr>
-        <w:lastRenderedPageBreak/>
-        <w:t>熱鬧，展現出其浪漫不凡的想像力。</w:t>
-      </w:r>
-    </w:p>
-    <w:p>
-      <w:pPr>
-        <w:spacing w:line="480" w:lineRule="exact"/>
+        <w:t>並未沉溺於哀愁，而是以奇特的想像轉化孤獨——「舉杯邀明月，對影成三人」，詩人邀月亮與影子作伴，將自然萬物人格化，使冷清的場景瞬間變得熱鬧，展現出其浪漫不凡的想像力。</w:t>
+      </w:r>
+    </w:p>
+    <w:p>
+      <w:pPr>
+        <w:spacing w:line="420" w:lineRule="exact"/>
         <w:jc w:val="both"/>
         <w:rPr>
           <w:rFonts w:ascii="標楷體" w:eastAsia="標楷體" w:hAnsi="標楷體"/>
@@ -1446,43 +1182,7 @@
           <w:sz w:val="28"/>
           <w:szCs w:val="28"/>
         </w:rPr>
-        <w:t>接著「</w:t>
-      </w:r>
-      <w:proofErr w:type="gramStart"/>
-      <w:r>
-        <w:rPr>
-          <w:rFonts w:ascii="標楷體" w:eastAsia="標楷體" w:hAnsi="標楷體" w:hint="eastAsia"/>
-          <w:sz w:val="28"/>
-          <w:szCs w:val="28"/>
-        </w:rPr>
-        <w:t>月既不解</w:t>
-      </w:r>
-      <w:proofErr w:type="gramEnd"/>
-      <w:r>
-        <w:rPr>
-          <w:rFonts w:ascii="標楷體" w:eastAsia="標楷體" w:hAnsi="標楷體" w:hint="eastAsia"/>
-          <w:sz w:val="28"/>
-          <w:szCs w:val="28"/>
-        </w:rPr>
-        <w:t>飲，</w:t>
-      </w:r>
-      <w:proofErr w:type="gramStart"/>
-      <w:r>
-        <w:rPr>
-          <w:rFonts w:ascii="標楷體" w:eastAsia="標楷體" w:hAnsi="標楷體" w:hint="eastAsia"/>
-          <w:sz w:val="28"/>
-          <w:szCs w:val="28"/>
-        </w:rPr>
-        <w:t>影徒隨</w:t>
-      </w:r>
-      <w:proofErr w:type="gramEnd"/>
-      <w:r>
-        <w:rPr>
-          <w:rFonts w:ascii="標楷體" w:eastAsia="標楷體" w:hAnsi="標楷體" w:hint="eastAsia"/>
-          <w:sz w:val="28"/>
-          <w:szCs w:val="28"/>
-        </w:rPr>
-        <w:t>我身」，</w:t>
+        <w:t>接著「月既不解飲，影徒隨我身」，</w:t>
       </w:r>
       <w:r>
         <w:rPr>
@@ -1499,25 +1199,7 @@
           <w:sz w:val="28"/>
           <w:szCs w:val="28"/>
         </w:rPr>
-        <w:t>清楚知道月與影並非真正的知己，但仍暫時與它們相伴。「</w:t>
-      </w:r>
-      <w:proofErr w:type="gramStart"/>
-      <w:r>
-        <w:rPr>
-          <w:rFonts w:ascii="標楷體" w:eastAsia="標楷體" w:hAnsi="標楷體" w:hint="eastAsia"/>
-          <w:sz w:val="28"/>
-          <w:szCs w:val="28"/>
-        </w:rPr>
-        <w:t>行樂須及春</w:t>
-      </w:r>
-      <w:proofErr w:type="gramEnd"/>
-      <w:r>
-        <w:rPr>
-          <w:rFonts w:ascii="標楷體" w:eastAsia="標楷體" w:hAnsi="標楷體" w:hint="eastAsia"/>
-          <w:sz w:val="28"/>
-          <w:szCs w:val="28"/>
-        </w:rPr>
-        <w:t>」一句，流露出</w:t>
+        <w:t>清楚知道月與影並非真正的知己，但仍暫時與它們相伴。「行樂須及春」一句，流露出</w:t>
       </w:r>
       <w:r>
         <w:rPr>
@@ -1540,7 +1222,7 @@
     </w:p>
     <w:p>
       <w:pPr>
-        <w:spacing w:line="480" w:lineRule="exact"/>
+        <w:spacing w:line="420" w:lineRule="exact"/>
         <w:jc w:val="both"/>
         <w:rPr>
           <w:rFonts w:ascii="標楷體" w:eastAsia="標楷體" w:hAnsi="標楷體"/>
@@ -1562,25 +1244,7 @@
           <w:sz w:val="28"/>
           <w:szCs w:val="28"/>
         </w:rPr>
-        <w:t>詩的中段描寫動態畫面：「</w:t>
-      </w:r>
-      <w:proofErr w:type="gramStart"/>
-      <w:r>
-        <w:rPr>
-          <w:rFonts w:ascii="標楷體" w:eastAsia="標楷體" w:hAnsi="標楷體" w:hint="eastAsia"/>
-          <w:sz w:val="28"/>
-          <w:szCs w:val="28"/>
-        </w:rPr>
-        <w:t>我歌月徘徊</w:t>
-      </w:r>
-      <w:proofErr w:type="gramEnd"/>
-      <w:r>
-        <w:rPr>
-          <w:rFonts w:ascii="標楷體" w:eastAsia="標楷體" w:hAnsi="標楷體" w:hint="eastAsia"/>
-          <w:sz w:val="28"/>
-          <w:szCs w:val="28"/>
-        </w:rPr>
-        <w:t>，我舞影零亂」，以歌與舞表現酒後的</w:t>
+        <w:t>詩的中段描寫動態畫面：「我歌月徘徊，我舞影零亂」，以歌與舞表現酒後的</w:t>
       </w:r>
       <w:r>
         <w:rPr>
@@ -1590,9 +1254,43 @@
           <w:sz w:val="28"/>
           <w:szCs w:val="28"/>
         </w:rPr>
-        <w:t>狂放不</w:t>
-      </w:r>
-      <w:proofErr w:type="gramStart"/>
+        <w:t>狂放不羈</w:t>
+      </w:r>
+      <w:r>
+        <w:rPr>
+          <w:rFonts w:ascii="標楷體" w:eastAsia="標楷體" w:hAnsi="標楷體" w:hint="eastAsia"/>
+          <w:sz w:val="28"/>
+          <w:szCs w:val="28"/>
+        </w:rPr>
+        <w:t>，月光的移動與影子的晃動，形成虛實交錯、動靜相生的畫面，極具畫面感，也呈現出詩人情感的高漲與奔放。醒時同樂、醉後分散，更寫出歡樂終究短暫，孤獨終會回歸的現實。</w:t>
+      </w:r>
+    </w:p>
+    <w:p>
+      <w:pPr>
+        <w:spacing w:line="420" w:lineRule="exact"/>
+        <w:jc w:val="both"/>
+        <w:rPr>
+          <w:rFonts w:ascii="標楷體" w:eastAsia="標楷體" w:hAnsi="標楷體"/>
+          <w:sz w:val="28"/>
+          <w:szCs w:val="28"/>
+        </w:rPr>
+      </w:pPr>
+      <w:r>
+        <w:rPr>
+          <w:rFonts w:ascii="標楷體" w:eastAsia="標楷體" w:hAnsi="標楷體" w:hint="eastAsia"/>
+          <w:sz w:val="28"/>
+          <w:szCs w:val="28"/>
+        </w:rPr>
+        <w:t xml:space="preserve">　　</w:t>
+      </w:r>
+      <w:r>
+        <w:rPr>
+          <w:rFonts w:ascii="標楷體" w:eastAsia="標楷體" w:hAnsi="標楷體" w:hint="eastAsia"/>
+          <w:sz w:val="28"/>
+          <w:szCs w:val="28"/>
+        </w:rPr>
+        <w:t>最後「永結無情遊，相期邈雲漢」，詩人將情感昇華，不再執著於人間的聚散，而是寄情於永恆的宇宙，與明月相約於遙遠的銀河。這不只是逃避現實，更是一種</w:t>
+      </w:r>
       <w:r>
         <w:rPr>
           <w:rFonts w:ascii="標楷體" w:eastAsia="標楷體" w:hAnsi="標楷體" w:hint="eastAsia"/>
@@ -1601,21 +1299,20 @@
           <w:sz w:val="28"/>
           <w:szCs w:val="28"/>
         </w:rPr>
-        <w:t>羈</w:t>
-      </w:r>
-      <w:proofErr w:type="gramEnd"/>
-      <w:r>
-        <w:rPr>
-          <w:rFonts w:ascii="標楷體" w:eastAsia="標楷體" w:hAnsi="標楷體" w:hint="eastAsia"/>
-          <w:sz w:val="28"/>
-          <w:szCs w:val="28"/>
-        </w:rPr>
-        <w:t>，月光的移動與影子的晃動，形成虛實交錯、動靜相生的畫面，極具畫面感，也呈現出詩人情感的高漲與奔放。醒時同樂、醉後分散，更寫出歡樂終究短暫，孤獨終會回歸的現實。</w:t>
-      </w:r>
-    </w:p>
-    <w:p>
-      <w:pPr>
-        <w:spacing w:line="480" w:lineRule="exact"/>
+        <w:t>超然世俗</w:t>
+      </w:r>
+      <w:r>
+        <w:rPr>
+          <w:rFonts w:ascii="標楷體" w:eastAsia="標楷體" w:hAnsi="標楷體" w:hint="eastAsia"/>
+          <w:sz w:val="28"/>
+          <w:szCs w:val="28"/>
+        </w:rPr>
+        <w:t>、追求精神自由的境界。</w:t>
+      </w:r>
+    </w:p>
+    <w:p>
+      <w:pPr>
+        <w:spacing w:line="420" w:lineRule="exact"/>
         <w:jc w:val="both"/>
         <w:rPr>
           <w:rFonts w:ascii="標楷體" w:eastAsia="標楷體" w:hAnsi="標楷體"/>
@@ -1637,106 +1334,7 @@
           <w:sz w:val="28"/>
           <w:szCs w:val="28"/>
         </w:rPr>
-        <w:t>最後「永結無情遊，相期</w:t>
-      </w:r>
-      <w:proofErr w:type="gramStart"/>
-      <w:r>
-        <w:rPr>
-          <w:rFonts w:ascii="標楷體" w:eastAsia="標楷體" w:hAnsi="標楷體" w:hint="eastAsia"/>
-          <w:sz w:val="28"/>
-          <w:szCs w:val="28"/>
-        </w:rPr>
-        <w:t>邈</w:t>
-      </w:r>
-      <w:proofErr w:type="gramEnd"/>
-      <w:r>
-        <w:rPr>
-          <w:rFonts w:ascii="標楷體" w:eastAsia="標楷體" w:hAnsi="標楷體" w:hint="eastAsia"/>
-          <w:sz w:val="28"/>
-          <w:szCs w:val="28"/>
-        </w:rPr>
-        <w:t>雲漢」，詩人將情感昇華，不再執著於人間的聚散，而是</w:t>
-      </w:r>
-      <w:proofErr w:type="gramStart"/>
-      <w:r>
-        <w:rPr>
-          <w:rFonts w:ascii="標楷體" w:eastAsia="標楷體" w:hAnsi="標楷體" w:hint="eastAsia"/>
-          <w:sz w:val="28"/>
-          <w:szCs w:val="28"/>
-        </w:rPr>
-        <w:t>寄情於永恆</w:t>
-      </w:r>
-      <w:proofErr w:type="gramEnd"/>
-      <w:r>
-        <w:rPr>
-          <w:rFonts w:ascii="標楷體" w:eastAsia="標楷體" w:hAnsi="標楷體" w:hint="eastAsia"/>
-          <w:sz w:val="28"/>
-          <w:szCs w:val="28"/>
-        </w:rPr>
-        <w:t>的宇宙，與明月相約於遙遠的銀河。這不只是逃避現實，更是一種</w:t>
-      </w:r>
-      <w:r>
-        <w:rPr>
-          <w:rFonts w:ascii="標楷體" w:eastAsia="標楷體" w:hAnsi="標楷體" w:hint="eastAsia"/>
-          <w:b/>
-          <w:bCs/>
-          <w:sz w:val="28"/>
-          <w:szCs w:val="28"/>
-        </w:rPr>
-        <w:t>超然世俗</w:t>
-      </w:r>
-      <w:r>
-        <w:rPr>
-          <w:rFonts w:ascii="標楷體" w:eastAsia="標楷體" w:hAnsi="標楷體" w:hint="eastAsia"/>
-          <w:sz w:val="28"/>
-          <w:szCs w:val="28"/>
-        </w:rPr>
-        <w:t>、追求精神自由的境界。</w:t>
-      </w:r>
-    </w:p>
-    <w:p>
-      <w:pPr>
-        <w:spacing w:line="480" w:lineRule="exact"/>
-        <w:jc w:val="both"/>
-        <w:rPr>
-          <w:rFonts w:ascii="標楷體" w:eastAsia="標楷體" w:hAnsi="標楷體"/>
-          <w:sz w:val="28"/>
-          <w:szCs w:val="28"/>
-        </w:rPr>
-      </w:pPr>
-      <w:r>
-        <w:rPr>
-          <w:rFonts w:ascii="標楷體" w:eastAsia="標楷體" w:hAnsi="標楷體" w:hint="eastAsia"/>
-          <w:sz w:val="28"/>
-          <w:szCs w:val="28"/>
-        </w:rPr>
-        <w:t xml:space="preserve">　　</w:t>
-      </w:r>
-      <w:r>
-        <w:rPr>
-          <w:rFonts w:ascii="標楷體" w:eastAsia="標楷體" w:hAnsi="標楷體" w:hint="eastAsia"/>
-          <w:sz w:val="28"/>
-          <w:szCs w:val="28"/>
-        </w:rPr>
-        <w:t>總體而言，〈月下獨酌〉以</w:t>
-      </w:r>
-      <w:proofErr w:type="gramStart"/>
-      <w:r>
-        <w:rPr>
-          <w:rFonts w:ascii="標楷體" w:eastAsia="標楷體" w:hAnsi="標楷體" w:hint="eastAsia"/>
-          <w:sz w:val="28"/>
-          <w:szCs w:val="28"/>
-        </w:rPr>
-        <w:t>酒為媒</w:t>
-      </w:r>
-      <w:proofErr w:type="gramEnd"/>
-      <w:r>
-        <w:rPr>
-          <w:rFonts w:ascii="標楷體" w:eastAsia="標楷體" w:hAnsi="標楷體" w:hint="eastAsia"/>
-          <w:sz w:val="28"/>
-          <w:szCs w:val="28"/>
-        </w:rPr>
-        <w:t>、以月為伴，將孤獨寫得浪漫而不悲涼，展現</w:t>
+        <w:t>總體而言，〈月下獨酌〉以酒為媒、以月為伴，將孤獨寫得浪漫而不悲涼，展現</w:t>
       </w:r>
       <w:r>
         <w:rPr>
@@ -1782,7 +1380,7 @@
           <w:ilvl w:val="0"/>
           <w:numId w:val="3"/>
         </w:numPr>
-        <w:spacing w:line="440" w:lineRule="exact"/>
+        <w:spacing w:line="380" w:lineRule="exact"/>
         <w:ind w:leftChars="0" w:left="284" w:hanging="284"/>
         <w:jc w:val="both"/>
         <w:rPr>
@@ -1809,11 +1407,11 @@
       </w:r>
       <w:r>
         <w:rPr>
-          <w:rFonts w:ascii="標楷體" w:eastAsia="標楷體" w:hAnsi="標楷體" w:hint="eastAsia"/>
-          <w:sz w:val="28"/>
-          <w:szCs w:val="28"/>
-        </w:rPr>
-        <w:t>指受一般社會規矩、習俗、名利或世事限制，而無法完全自由自在的狀態。</w:t>
+          <w:rFonts w:ascii="標楷體" w:eastAsia="標楷體" w:hAnsi="標楷體"/>
+          <w:sz w:val="28"/>
+          <w:szCs w:val="28"/>
+        </w:rPr>
+        <w:t>指現實社會中的人情禮節、功名利祿、人際枷鎖以及傳統道德所帶來的精神束縛與限制。在詩中隱指繁雜的人間紛擾與人際孤立。詩人藉由與明月、影子結交，暫時掙脫了這種世俗社會帶來的精神框架與窒息感。</w:t>
       </w:r>
     </w:p>
     <w:p>
@@ -1823,7 +1421,7 @@
           <w:ilvl w:val="0"/>
           <w:numId w:val="3"/>
         </w:numPr>
-        <w:spacing w:line="440" w:lineRule="exact"/>
+        <w:spacing w:line="380" w:lineRule="exact"/>
         <w:ind w:leftChars="0" w:left="284" w:hanging="284"/>
         <w:jc w:val="both"/>
         <w:rPr>
@@ -1850,11 +1448,28 @@
       </w:r>
       <w:r>
         <w:rPr>
-          <w:rFonts w:ascii="標楷體" w:eastAsia="標楷體" w:hAnsi="標楷體" w:hint="eastAsia"/>
-          <w:sz w:val="28"/>
-          <w:szCs w:val="28"/>
-        </w:rPr>
-        <w:t>充滿想像力、感情豐富而美好的情境。</w:t>
+          <w:rFonts w:ascii="標楷體" w:eastAsia="標楷體" w:hAnsi="標楷體"/>
+          <w:sz w:val="28"/>
+          <w:szCs w:val="28"/>
+        </w:rPr>
+        <w:t>打破現實邏輯與常規，藉由豐富的想像力與情感宣洩，追求自由、美好且超越現實的精神境界。</w:t>
+      </w:r>
+      <w:r>
+        <w:rPr>
+          <w:rFonts w:ascii="標楷體" w:eastAsia="標楷體" w:hAnsi="標楷體"/>
+          <w:sz w:val="28"/>
+          <w:szCs w:val="28"/>
+          <w:u w:val="single"/>
+        </w:rPr>
+        <w:t>李白</w:t>
+      </w:r>
+      <w:r>
+        <w:rPr>
+          <w:rFonts w:ascii="標楷體" w:eastAsia="標楷體" w:hAnsi="標楷體"/>
+          <w:sz w:val="28"/>
+          <w:szCs w:val="28"/>
+        </w:rPr>
+        <w:t>「舉杯邀明月，對影成三人」的舉動，將冷清的獨處轉化為熱鬧的虛實交融，是其將孤獨昇華為美學體驗的典型浪漫表現。</w:t>
       </w:r>
     </w:p>
     <w:p>
@@ -1864,7 +1479,7 @@
           <w:ilvl w:val="0"/>
           <w:numId w:val="3"/>
         </w:numPr>
-        <w:spacing w:line="440" w:lineRule="exact"/>
+        <w:spacing w:line="380" w:lineRule="exact"/>
         <w:ind w:leftChars="0" w:left="284" w:hanging="284"/>
         <w:jc w:val="both"/>
         <w:rPr>
@@ -1891,55 +1506,27 @@
       </w:r>
       <w:r>
         <w:rPr>
-          <w:rFonts w:ascii="標楷體" w:eastAsia="標楷體" w:hAnsi="標楷體" w:hint="eastAsia"/>
-          <w:sz w:val="28"/>
-          <w:szCs w:val="28"/>
-        </w:rPr>
-        <w:t>不受世俗拘束，心境超脫，</w:t>
-      </w:r>
-      <w:proofErr w:type="gramStart"/>
-      <w:r>
-        <w:rPr>
-          <w:rFonts w:ascii="標楷體" w:eastAsia="標楷體" w:hAnsi="標楷體" w:hint="eastAsia"/>
-          <w:sz w:val="28"/>
-          <w:szCs w:val="28"/>
-        </w:rPr>
-        <w:t>不為俗事</w:t>
-      </w:r>
-      <w:proofErr w:type="gramEnd"/>
-      <w:r>
-        <w:rPr>
-          <w:rFonts w:ascii="標楷體" w:eastAsia="標楷體" w:hAnsi="標楷體" w:hint="eastAsia"/>
-          <w:sz w:val="28"/>
-          <w:szCs w:val="28"/>
-        </w:rPr>
-        <w:t>煩惱。</w:t>
-      </w:r>
-      <w:r>
-        <w:rPr>
-          <w:rFonts w:ascii="標楷體" w:eastAsia="標楷體" w:hAnsi="標楷體" w:hint="eastAsia"/>
-          <w:sz w:val="28"/>
-          <w:szCs w:val="28"/>
-        </w:rPr>
-        <w:t>在文中：詩人最後</w:t>
-      </w:r>
-      <w:proofErr w:type="gramStart"/>
-      <w:r>
-        <w:rPr>
-          <w:rFonts w:ascii="標楷體" w:eastAsia="標楷體" w:hAnsi="標楷體" w:hint="eastAsia"/>
-          <w:sz w:val="28"/>
-          <w:szCs w:val="28"/>
-        </w:rPr>
-        <w:t>寄情於月</w:t>
-      </w:r>
-      <w:proofErr w:type="gramEnd"/>
-      <w:r>
-        <w:rPr>
-          <w:rFonts w:ascii="標楷體" w:eastAsia="標楷體" w:hAnsi="標楷體" w:hint="eastAsia"/>
-          <w:sz w:val="28"/>
-          <w:szCs w:val="28"/>
-        </w:rPr>
-        <w:t>影與銀河，表現出不被世事拘束、追求精神自由的境界。</w:t>
+          <w:rFonts w:ascii="標楷體" w:eastAsia="標楷體" w:hAnsi="標楷體"/>
+          <w:sz w:val="28"/>
+          <w:szCs w:val="28"/>
+        </w:rPr>
+        <w:t>超越世俗、不拘泥於現實利害或悲喜，保持心境的清明與精神的獨立。詩人最後「永結無情遊，相期邈雲漢」，將情感寄託於永恆的宇宙星河，不再被人間聚散所困，展現出</w:t>
+      </w:r>
+      <w:r>
+        <w:rPr>
+          <w:rFonts w:ascii="標楷體" w:eastAsia="標楷體" w:hAnsi="標楷體" w:hint="eastAsia"/>
+          <w:sz w:val="28"/>
+          <w:szCs w:val="28"/>
+        </w:rPr>
+        <w:t>超</w:t>
+      </w:r>
+      <w:r>
+        <w:rPr>
+          <w:rFonts w:ascii="標楷體" w:eastAsia="標楷體" w:hAnsi="標楷體"/>
+          <w:sz w:val="28"/>
+          <w:szCs w:val="28"/>
+        </w:rPr>
+        <w:t>脫世俗的精神自由。</w:t>
       </w:r>
     </w:p>
     <w:p>
@@ -1949,7 +1536,7 @@
           <w:ilvl w:val="0"/>
           <w:numId w:val="3"/>
         </w:numPr>
-        <w:spacing w:line="440" w:lineRule="exact"/>
+        <w:spacing w:line="380" w:lineRule="exact"/>
         <w:ind w:leftChars="0" w:left="284" w:hanging="284"/>
         <w:jc w:val="both"/>
         <w:rPr>
@@ -1976,11 +1563,11 @@
       </w:r>
       <w:r>
         <w:rPr>
-          <w:rFonts w:ascii="標楷體" w:eastAsia="標楷體" w:hAnsi="標楷體" w:hint="eastAsia"/>
-          <w:sz w:val="28"/>
-          <w:szCs w:val="28"/>
-        </w:rPr>
-        <w:t>性格豪爽，行為自由，不受拘束。</w:t>
+          <w:rFonts w:ascii="標楷體" w:eastAsia="標楷體" w:hAnsi="標楷體"/>
+          <w:sz w:val="28"/>
+          <w:szCs w:val="28"/>
+        </w:rPr>
+        <w:t>氣魄雄偉豪邁，性格放縱灑脫，不受任何形式與規矩的拘束。面對寂寞環境，詩人不落入悲情哀怨，反而邀月對影、狂歌共舞，展現出汪洋恣肆、無所畏懼的強大氣場。</w:t>
       </w:r>
     </w:p>
     <w:p>
@@ -1990,7 +1577,7 @@
           <w:ilvl w:val="0"/>
           <w:numId w:val="3"/>
         </w:numPr>
-        <w:spacing w:line="440" w:lineRule="exact"/>
+        <w:spacing w:line="380" w:lineRule="exact"/>
         <w:ind w:leftChars="0" w:left="284" w:hanging="284"/>
         <w:jc w:val="both"/>
         <w:rPr>
@@ -2031,7 +1618,7 @@
           <w:ilvl w:val="0"/>
           <w:numId w:val="3"/>
         </w:numPr>
-        <w:spacing w:line="440" w:lineRule="exact"/>
+        <w:spacing w:line="380" w:lineRule="exact"/>
         <w:ind w:leftChars="0" w:left="284" w:hanging="284"/>
         <w:jc w:val="both"/>
         <w:rPr>
@@ -2062,7 +1649,7 @@
           <w:sz w:val="28"/>
           <w:szCs w:val="28"/>
         </w:rPr>
-        <w:t>令人心情愉快的事物或活動。在文中：花、酒、月、舞、歌都是詩人用來娛樂自己、享受生活的事物。</w:t>
+        <w:t>令人心情愉快的事物或活動。</w:t>
       </w:r>
     </w:p>
     <w:p>
@@ -2072,7 +1659,7 @@
           <w:ilvl w:val="0"/>
           <w:numId w:val="3"/>
         </w:numPr>
-        <w:spacing w:line="440" w:lineRule="exact"/>
+        <w:spacing w:line="380" w:lineRule="exact"/>
         <w:ind w:leftChars="0" w:left="284" w:hanging="284"/>
         <w:jc w:val="both"/>
         <w:rPr>
@@ -2104,6 +1691,14 @@
           <w:szCs w:val="28"/>
         </w:rPr>
         <w:t>趁著光陰尚好，及時享受生活的歡樂。</w:t>
+      </w:r>
+      <w:r>
+        <w:rPr>
+          <w:rFonts w:ascii="標楷體" w:eastAsia="標楷體" w:hAnsi="標楷體"/>
+          <w:sz w:val="28"/>
+          <w:szCs w:val="28"/>
+        </w:rPr>
+        <w:t>詩中的「行樂須及春」反映了詩人在短暫人生與世事無常面前，選擇在當下盡情釋放情感，既是灑脫也是一種無奈的自我排解。</w:t>
       </w:r>
     </w:p>
     <w:p>
@@ -2113,7 +1708,7 @@
           <w:ilvl w:val="0"/>
           <w:numId w:val="3"/>
         </w:numPr>
-        <w:spacing w:line="440" w:lineRule="exact"/>
+        <w:spacing w:line="380" w:lineRule="exact"/>
         <w:ind w:leftChars="0" w:left="284" w:hanging="284"/>
         <w:jc w:val="both"/>
         <w:rPr>
@@ -2128,18 +1723,8 @@
           <w:sz w:val="28"/>
           <w:szCs w:val="28"/>
         </w:rPr>
-        <w:t>狂放不</w:t>
-      </w:r>
-      <w:proofErr w:type="gramStart"/>
-      <w:r>
-        <w:rPr>
-          <w:rFonts w:ascii="標楷體" w:eastAsia="標楷體" w:hAnsi="標楷體" w:hint="eastAsia"/>
-          <w:sz w:val="28"/>
-          <w:szCs w:val="28"/>
-        </w:rPr>
-        <w:t>羈</w:t>
-      </w:r>
-      <w:proofErr w:type="gramEnd"/>
+        <w:t>狂放不羈</w:t>
+      </w:r>
       <w:r>
         <w:rPr>
           <w:rFonts w:ascii="標楷體" w:eastAsia="標楷體" w:hAnsi="標楷體" w:hint="eastAsia"/>
@@ -2156,9 +1741,17 @@
         </w:rPr>
         <w:t>情感奔放、行為不受拘束。</w:t>
       </w:r>
+      <w:r>
+        <w:rPr>
+          <w:rFonts w:ascii="標楷體" w:eastAsia="標楷體" w:hAnsi="標楷體"/>
+          <w:sz w:val="28"/>
+          <w:szCs w:val="28"/>
+        </w:rPr>
+        <w:t>描寫酒酣耳熱之際，詩人盡情高歌起舞、月影隨行的狂熱奔放狀態。</w:t>
+      </w:r>
     </w:p>
     <w:sectPr>
-      <w:type w:val="continuous"/>
+      <w:footerReference w:type="default" r:id="rId8"/>
       <w:pgSz w:w="11906" w:h="16838"/>
       <w:pgMar w:top="851" w:right="1134" w:bottom="567" w:left="1134" w:header="567" w:footer="57" w:gutter="0"/>
       <w:cols w:space="425"/>
@@ -2169,7 +1762,7 @@
 </file>
 
 <file path=word/endnotes.xml><?xml version="1.0" encoding="utf-8"?>
-<w:endnotes xmlns:wpc="http://schemas.microsoft.com/office/word/2010/wordprocessingCanvas" xmlns:cx="http://schemas.microsoft.com/office/drawing/2014/chartex" xmlns:cx1="http://schemas.microsoft.com/office/drawing/2015/9/8/chartex" xmlns:cx2="http://schemas.microsoft.com/office/drawing/2015/10/21/chartex" xmlns:cx3="http://schemas.microsoft.com/office/drawing/2016/5/9/chartex" xmlns:cx4="http://schemas.microsoft.com/office/drawing/2016/5/10/chartex" xmlns:cx5="http://schemas.microsoft.com/office/drawing/2016/5/11/chartex" xmlns:cx6="http://schemas.microsoft.com/office/drawing/2016/5/12/chartex" xmlns:cx7="http://schemas.microsoft.com/office/drawing/2016/5/13/chartex" xmlns:cx8="http://schemas.microsoft.com/office/drawing/2016/5/14/chartex" xmlns:mc="http://schemas.openxmlformats.org/markup-compatibility/2006" xmlns:aink="http://schemas.microsoft.com/office/drawing/2016/ink" xmlns:am3d="http://schemas.microsoft.com/office/drawing/2017/model3d" xmlns:o="urn:schemas-microsoft-com:office:office" xmlns:r="http://schemas.openxmlformats.org/officeDocument/2006/relationships" xmlns:m="http://schemas.openxmlformats.org/officeDocument/2006/math" xmlns:v="urn:schemas-microsoft-com:vml" xmlns:wp14="http://schemas.microsoft.com/office/word/2010/wordprocessingDrawing" xmlns:wp="http://schemas.openxmlformats.org/drawingml/2006/wordprocessingDrawing" xmlns:w10="urn:schemas-microsoft-com:office:word" xmlns:w="http://schemas.openxmlformats.org/wordprocessingml/2006/main" xmlns:w14="http://schemas.microsoft.com/office/word/2010/wordml" xmlns:w15="http://schemas.microsoft.com/office/word/2012/wordml" xmlns:w16cex="http://schemas.microsoft.com/office/word/2018/wordml/cex" xmlns:w16cid="http://schemas.microsoft.com/office/word/2016/wordml/cid" xmlns:w16="http://schemas.microsoft.com/office/word/2018/wordml" xmlns:w16sdtdh="http://schemas.microsoft.com/office/word/2020/wordml/sdtdatahash" xmlns:w16se="http://schemas.microsoft.com/office/word/2015/wordml/symex" xmlns:wpg="http://schemas.microsoft.com/office/word/2010/wordprocessingGroup" xmlns:wpi="http://schemas.microsoft.com/office/word/2010/wordprocessingInk" xmlns:wne="http://schemas.microsoft.com/office/word/2006/wordml" xmlns:wps="http://schemas.microsoft.com/office/word/2010/wordprocessingShape" mc:Ignorable="w14 w15 w16se w16cid w16 w16cex w16sdtdh wp14">
+<w:endnotes xmlns:wpc="http://schemas.microsoft.com/office/word/2010/wordprocessingCanvas" xmlns:cx="http://schemas.microsoft.com/office/drawing/2014/chartex" xmlns:cx1="http://schemas.microsoft.com/office/drawing/2015/9/8/chartex" xmlns:cx2="http://schemas.microsoft.com/office/drawing/2015/10/21/chartex" xmlns:cx3="http://schemas.microsoft.com/office/drawing/2016/5/9/chartex" xmlns:cx4="http://schemas.microsoft.com/office/drawing/2016/5/10/chartex" xmlns:cx5="http://schemas.microsoft.com/office/drawing/2016/5/11/chartex" xmlns:cx6="http://schemas.microsoft.com/office/drawing/2016/5/12/chartex" xmlns:cx7="http://schemas.microsoft.com/office/drawing/2016/5/13/chartex" xmlns:cx8="http://schemas.microsoft.com/office/drawing/2016/5/14/chartex" xmlns:mc="http://schemas.openxmlformats.org/markup-compatibility/2006" xmlns:aink="http://schemas.microsoft.com/office/drawing/2016/ink" xmlns:am3d="http://schemas.microsoft.com/office/drawing/2017/model3d" xmlns:o="urn:schemas-microsoft-com:office:office" xmlns:oel="http://schemas.microsoft.com/office/2019/extlst" xmlns:r="http://schemas.openxmlformats.org/officeDocument/2006/relationships" xmlns:m="http://schemas.openxmlformats.org/officeDocument/2006/math" xmlns:v="urn:schemas-microsoft-com:vml" xmlns:wp14="http://schemas.microsoft.com/office/word/2010/wordprocessingDrawing" xmlns:wp="http://schemas.openxmlformats.org/drawingml/2006/wordprocessingDrawing" xmlns:w10="urn:schemas-microsoft-com:office:word" xmlns:w="http://schemas.openxmlformats.org/wordprocessingml/2006/main" xmlns:w14="http://schemas.microsoft.com/office/word/2010/wordml" xmlns:w15="http://schemas.microsoft.com/office/word/2012/wordml" xmlns:w16cex="http://schemas.microsoft.com/office/word/2018/wordml/cex" xmlns:w16cid="http://schemas.microsoft.com/office/word/2016/wordml/cid" xmlns:w16="http://schemas.microsoft.com/office/word/2018/wordml" xmlns:w16du="http://schemas.microsoft.com/office/word/2023/wordml/word16du" xmlns:w16sdtdh="http://schemas.microsoft.com/office/word/2020/wordml/sdtdatahash" xmlns:w16sdtfl="http://schemas.microsoft.com/office/word/2024/wordml/sdtformatlock" xmlns:w16se="http://schemas.microsoft.com/office/word/2015/wordml/symex" xmlns:wpg="http://schemas.microsoft.com/office/word/2010/wordprocessingGroup" xmlns:wpi="http://schemas.microsoft.com/office/word/2010/wordprocessingInk" xmlns:wne="http://schemas.microsoft.com/office/word/2006/wordml" xmlns:wps="http://schemas.microsoft.com/office/word/2010/wordprocessingShape" mc:Ignorable="w14 w15 w16se w16cid w16 w16cex w16sdtdh w16sdtfl w16du wp14">
   <w:endnote w:type="separator" w:id="-1">
     <w:p>
       <w:r>
@@ -2188,7 +1781,7 @@
 </file>
 
 <file path=word/footer1.xml><?xml version="1.0" encoding="utf-8"?>
-<w:ftr xmlns:wpc="http://schemas.microsoft.com/office/word/2010/wordprocessingCanvas" xmlns:cx="http://schemas.microsoft.com/office/drawing/2014/chartex" xmlns:cx1="http://schemas.microsoft.com/office/drawing/2015/9/8/chartex" xmlns:cx2="http://schemas.microsoft.com/office/drawing/2015/10/21/chartex" xmlns:cx3="http://schemas.microsoft.com/office/drawing/2016/5/9/chartex" xmlns:cx4="http://schemas.microsoft.com/office/drawing/2016/5/10/chartex" xmlns:cx5="http://schemas.microsoft.com/office/drawing/2016/5/11/chartex" xmlns:cx6="http://schemas.microsoft.com/office/drawing/2016/5/12/chartex" xmlns:cx7="http://schemas.microsoft.com/office/drawing/2016/5/13/chartex" xmlns:cx8="http://schemas.microsoft.com/office/drawing/2016/5/14/chartex" xmlns:mc="http://schemas.openxmlformats.org/markup-compatibility/2006" xmlns:aink="http://schemas.microsoft.com/office/drawing/2016/ink" xmlns:am3d="http://schemas.microsoft.com/office/drawing/2017/model3d" xmlns:o="urn:schemas-microsoft-com:office:office" xmlns:r="http://schemas.openxmlformats.org/officeDocument/2006/relationships" xmlns:m="http://schemas.openxmlformats.org/officeDocument/2006/math" xmlns:v="urn:schemas-microsoft-com:vml" xmlns:wp14="http://schemas.microsoft.com/office/word/2010/wordprocessingDrawing" xmlns:wp="http://schemas.openxmlformats.org/drawingml/2006/wordprocessingDrawing" xmlns:w10="urn:schemas-microsoft-com:office:word" xmlns:w="http://schemas.openxmlformats.org/wordprocessingml/2006/main" xmlns:w14="http://schemas.microsoft.com/office/word/2010/wordml" xmlns:w15="http://schemas.microsoft.com/office/word/2012/wordml" xmlns:w16cex="http://schemas.microsoft.com/office/word/2018/wordml/cex" xmlns:w16cid="http://schemas.microsoft.com/office/word/2016/wordml/cid" xmlns:w16="http://schemas.microsoft.com/office/word/2018/wordml" xmlns:w16sdtdh="http://schemas.microsoft.com/office/word/2020/wordml/sdtdatahash" xmlns:w16se="http://schemas.microsoft.com/office/word/2015/wordml/symex" xmlns:wpg="http://schemas.microsoft.com/office/word/2010/wordprocessingGroup" xmlns:wpi="http://schemas.microsoft.com/office/word/2010/wordprocessingInk" xmlns:wne="http://schemas.microsoft.com/office/word/2006/wordml" xmlns:wps="http://schemas.microsoft.com/office/word/2010/wordprocessingShape" mc:Ignorable="w14 w15 w16se w16cid w16 w16cex w16sdtdh wp14">
+<w:ftr xmlns:wpc="http://schemas.microsoft.com/office/word/2010/wordprocessingCanvas" xmlns:cx="http://schemas.microsoft.com/office/drawing/2014/chartex" xmlns:cx1="http://schemas.microsoft.com/office/drawing/2015/9/8/chartex" xmlns:cx2="http://schemas.microsoft.com/office/drawing/2015/10/21/chartex" xmlns:cx3="http://schemas.microsoft.com/office/drawing/2016/5/9/chartex" xmlns:cx4="http://schemas.microsoft.com/office/drawing/2016/5/10/chartex" xmlns:cx5="http://schemas.microsoft.com/office/drawing/2016/5/11/chartex" xmlns:cx6="http://schemas.microsoft.com/office/drawing/2016/5/12/chartex" xmlns:cx7="http://schemas.microsoft.com/office/drawing/2016/5/13/chartex" xmlns:cx8="http://schemas.microsoft.com/office/drawing/2016/5/14/chartex" xmlns:mc="http://schemas.openxmlformats.org/markup-compatibility/2006" xmlns:aink="http://schemas.microsoft.com/office/drawing/2016/ink" xmlns:am3d="http://schemas.microsoft.com/office/drawing/2017/model3d" xmlns:o="urn:schemas-microsoft-com:office:office" xmlns:oel="http://schemas.microsoft.com/office/2019/extlst" xmlns:r="http://schemas.openxmlformats.org/officeDocument/2006/relationships" xmlns:m="http://schemas.openxmlformats.org/officeDocument/2006/math" xmlns:v="urn:schemas-microsoft-com:vml" xmlns:wp14="http://schemas.microsoft.com/office/word/2010/wordprocessingDrawing" xmlns:wp="http://schemas.openxmlformats.org/drawingml/2006/wordprocessingDrawing" xmlns:w10="urn:schemas-microsoft-com:office:word" xmlns:w="http://schemas.openxmlformats.org/wordprocessingml/2006/main" xmlns:w14="http://schemas.microsoft.com/office/word/2010/wordml" xmlns:w15="http://schemas.microsoft.com/office/word/2012/wordml" xmlns:w16cex="http://schemas.microsoft.com/office/word/2018/wordml/cex" xmlns:w16cid="http://schemas.microsoft.com/office/word/2016/wordml/cid" xmlns:w16="http://schemas.microsoft.com/office/word/2018/wordml" xmlns:w16du="http://schemas.microsoft.com/office/word/2023/wordml/word16du" xmlns:w16sdtdh="http://schemas.microsoft.com/office/word/2020/wordml/sdtdatahash" xmlns:w16sdtfl="http://schemas.microsoft.com/office/word/2024/wordml/sdtformatlock" xmlns:w16se="http://schemas.microsoft.com/office/word/2015/wordml/symex" xmlns:wpg="http://schemas.microsoft.com/office/word/2010/wordprocessingGroup" xmlns:wpi="http://schemas.microsoft.com/office/word/2010/wordprocessingInk" xmlns:wne="http://schemas.microsoft.com/office/word/2006/wordml" xmlns:wps="http://schemas.microsoft.com/office/word/2010/wordprocessingShape" mc:Ignorable="w14 w15 w16se w16cid w16 w16cex w16sdtdh w16sdtfl w16du wp14">
   <w:sdt>
     <w:sdtPr>
       <w:id w:val="1549262251"/>
@@ -2197,7 +1790,6 @@
         <w:docPartUnique/>
       </w:docPartObj>
     </w:sdtPr>
-    <w:sdtEndPr/>
     <w:sdtContent>
       <w:p>
         <w:pPr>
@@ -2240,7 +1832,7 @@
 </file>
 
 <file path=word/footnotes.xml><?xml version="1.0" encoding="utf-8"?>
-<w:footnotes xmlns:wpc="http://schemas.microsoft.com/office/word/2010/wordprocessingCanvas" xmlns:cx="http://schemas.microsoft.com/office/drawing/2014/chartex" xmlns:cx1="http://schemas.microsoft.com/office/drawing/2015/9/8/chartex" xmlns:cx2="http://schemas.microsoft.com/office/drawing/2015/10/21/chartex" xmlns:cx3="http://schemas.microsoft.com/office/drawing/2016/5/9/chartex" xmlns:cx4="http://schemas.microsoft.com/office/drawing/2016/5/10/chartex" xmlns:cx5="http://schemas.microsoft.com/office/drawing/2016/5/11/chartex" xmlns:cx6="http://schemas.microsoft.com/office/drawing/2016/5/12/chartex" xmlns:cx7="http://schemas.microsoft.com/office/drawing/2016/5/13/chartex" xmlns:cx8="http://schemas.microsoft.com/office/drawing/2016/5/14/chartex" xmlns:mc="http://schemas.openxmlformats.org/markup-compatibility/2006" xmlns:aink="http://schemas.microsoft.com/office/drawing/2016/ink" xmlns:am3d="http://schemas.microsoft.com/office/drawing/2017/model3d" xmlns:o="urn:schemas-microsoft-com:office:office" xmlns:r="http://schemas.openxmlformats.org/officeDocument/2006/relationships" xmlns:m="http://schemas.openxmlformats.org/officeDocument/2006/math" xmlns:v="urn:schemas-microsoft-com:vml" xmlns:wp14="http://schemas.microsoft.com/office/word/2010/wordprocessingDrawing" xmlns:wp="http://schemas.openxmlformats.org/drawingml/2006/wordprocessingDrawing" xmlns:w10="urn:schemas-microsoft-com:office:word" xmlns:w="http://schemas.openxmlformats.org/wordprocessingml/2006/main" xmlns:w14="http://schemas.microsoft.com/office/word/2010/wordml" xmlns:w15="http://schemas.microsoft.com/office/word/2012/wordml" xmlns:w16cex="http://schemas.microsoft.com/office/word/2018/wordml/cex" xmlns:w16cid="http://schemas.microsoft.com/office/word/2016/wordml/cid" xmlns:w16="http://schemas.microsoft.com/office/word/2018/wordml" xmlns:w16sdtdh="http://schemas.microsoft.com/office/word/2020/wordml/sdtdatahash" xmlns:w16se="http://schemas.microsoft.com/office/word/2015/wordml/symex" xmlns:wpg="http://schemas.microsoft.com/office/word/2010/wordprocessingGroup" xmlns:wpi="http://schemas.microsoft.com/office/word/2010/wordprocessingInk" xmlns:wne="http://schemas.microsoft.com/office/word/2006/wordml" xmlns:wps="http://schemas.microsoft.com/office/word/2010/wordprocessingShape" mc:Ignorable="w14 w15 w16se w16cid w16 w16cex w16sdtdh wp14">
+<w:footnotes xmlns:wpc="http://schemas.microsoft.com/office/word/2010/wordprocessingCanvas" xmlns:cx="http://schemas.microsoft.com/office/drawing/2014/chartex" xmlns:cx1="http://schemas.microsoft.com/office/drawing/2015/9/8/chartex" xmlns:cx2="http://schemas.microsoft.com/office/drawing/2015/10/21/chartex" xmlns:cx3="http://schemas.microsoft.com/office/drawing/2016/5/9/chartex" xmlns:cx4="http://schemas.microsoft.com/office/drawing/2016/5/10/chartex" xmlns:cx5="http://schemas.microsoft.com/office/drawing/2016/5/11/chartex" xmlns:cx6="http://schemas.microsoft.com/office/drawing/2016/5/12/chartex" xmlns:cx7="http://schemas.microsoft.com/office/drawing/2016/5/13/chartex" xmlns:cx8="http://schemas.microsoft.com/office/drawing/2016/5/14/chartex" xmlns:mc="http://schemas.openxmlformats.org/markup-compatibility/2006" xmlns:aink="http://schemas.microsoft.com/office/drawing/2016/ink" xmlns:am3d="http://schemas.microsoft.com/office/drawing/2017/model3d" xmlns:o="urn:schemas-microsoft-com:office:office" xmlns:oel="http://schemas.microsoft.com/office/2019/extlst" xmlns:r="http://schemas.openxmlformats.org/officeDocument/2006/relationships" xmlns:m="http://schemas.openxmlformats.org/officeDocument/2006/math" xmlns:v="urn:schemas-microsoft-com:vml" xmlns:wp14="http://schemas.microsoft.com/office/word/2010/wordprocessingDrawing" xmlns:wp="http://schemas.openxmlformats.org/drawingml/2006/wordprocessingDrawing" xmlns:w10="urn:schemas-microsoft-com:office:word" xmlns:w="http://schemas.openxmlformats.org/wordprocessingml/2006/main" xmlns:w14="http://schemas.microsoft.com/office/word/2010/wordml" xmlns:w15="http://schemas.microsoft.com/office/word/2012/wordml" xmlns:w16cex="http://schemas.microsoft.com/office/word/2018/wordml/cex" xmlns:w16cid="http://schemas.microsoft.com/office/word/2016/wordml/cid" xmlns:w16="http://schemas.microsoft.com/office/word/2018/wordml" xmlns:w16du="http://schemas.microsoft.com/office/word/2023/wordml/word16du" xmlns:w16sdtdh="http://schemas.microsoft.com/office/word/2020/wordml/sdtdatahash" xmlns:w16sdtfl="http://schemas.microsoft.com/office/word/2024/wordml/sdtformatlock" xmlns:w16se="http://schemas.microsoft.com/office/word/2015/wordml/symex" xmlns:wpg="http://schemas.microsoft.com/office/word/2010/wordprocessingGroup" xmlns:wpi="http://schemas.microsoft.com/office/word/2010/wordprocessingInk" xmlns:wne="http://schemas.microsoft.com/office/word/2006/wordml" xmlns:wps="http://schemas.microsoft.com/office/word/2010/wordprocessingShape" mc:Ignorable="w14 w15 w16se w16cid w16 w16cex w16sdtdh w16sdtfl w16du wp14">
   <w:footnote w:type="separator" w:id="-1">
     <w:p>
       <w:r>
@@ -2259,7 +1851,7 @@
 </file>
 
 <file path=word/numbering.xml><?xml version="1.0" encoding="utf-8"?>
-<w:numbering xmlns:wpc="http://schemas.microsoft.com/office/word/2010/wordprocessingCanvas" xmlns:cx="http://schemas.microsoft.com/office/drawing/2014/chartex" xmlns:cx1="http://schemas.microsoft.com/office/drawing/2015/9/8/chartex" xmlns:cx2="http://schemas.microsoft.com/office/drawing/2015/10/21/chartex" xmlns:cx3="http://schemas.microsoft.com/office/drawing/2016/5/9/chartex" xmlns:cx4="http://schemas.microsoft.com/office/drawing/2016/5/10/chartex" xmlns:cx5="http://schemas.microsoft.com/office/drawing/2016/5/11/chartex" xmlns:cx6="http://schemas.microsoft.com/office/drawing/2016/5/12/chartex" xmlns:cx7="http://schemas.microsoft.com/office/drawing/2016/5/13/chartex" xmlns:cx8="http://schemas.microsoft.com/office/drawing/2016/5/14/chartex" xmlns:mc="http://schemas.openxmlformats.org/markup-compatibility/2006" xmlns:aink="http://schemas.microsoft.com/office/drawing/2016/ink" xmlns:am3d="http://schemas.microsoft.com/office/drawing/2017/model3d" xmlns:o="urn:schemas-microsoft-com:office:office" xmlns:r="http://schemas.openxmlformats.org/officeDocument/2006/relationships" xmlns:m="http://schemas.openxmlformats.org/officeDocument/2006/math" xmlns:v="urn:schemas-microsoft-com:vml" xmlns:wp14="http://schemas.microsoft.com/office/word/2010/wordprocessingDrawing" xmlns:wp="http://schemas.openxmlformats.org/drawingml/2006/wordprocessingDrawing" xmlns:w10="urn:schemas-microsoft-com:office:word" xmlns:w="http://schemas.openxmlformats.org/wordprocessingml/2006/main" xmlns:w14="http://schemas.microsoft.com/office/word/2010/wordml" xmlns:w15="http://schemas.microsoft.com/office/word/2012/wordml" xmlns:w16cex="http://schemas.microsoft.com/office/word/2018/wordml/cex" xmlns:w16cid="http://schemas.microsoft.com/office/word/2016/wordml/cid" xmlns:w16="http://schemas.microsoft.com/office/word/2018/wordml" xmlns:w16sdtdh="http://schemas.microsoft.com/office/word/2020/wordml/sdtdatahash" xmlns:w16se="http://schemas.microsoft.com/office/word/2015/wordml/symex" xmlns:wpg="http://schemas.microsoft.com/office/word/2010/wordprocessingGroup" xmlns:wpi="http://schemas.microsoft.com/office/word/2010/wordprocessingInk" xmlns:wne="http://schemas.microsoft.com/office/word/2006/wordml" xmlns:wps="http://schemas.microsoft.com/office/word/2010/wordprocessingShape" mc:Ignorable="w14 w15 w16se w16cid w16 w16cex w16sdtdh wp14">
+<w:numbering xmlns:wpc="http://schemas.microsoft.com/office/word/2010/wordprocessingCanvas" xmlns:cx="http://schemas.microsoft.com/office/drawing/2014/chartex" xmlns:cx1="http://schemas.microsoft.com/office/drawing/2015/9/8/chartex" xmlns:cx2="http://schemas.microsoft.com/office/drawing/2015/10/21/chartex" xmlns:cx3="http://schemas.microsoft.com/office/drawing/2016/5/9/chartex" xmlns:cx4="http://schemas.microsoft.com/office/drawing/2016/5/10/chartex" xmlns:cx5="http://schemas.microsoft.com/office/drawing/2016/5/11/chartex" xmlns:cx6="http://schemas.microsoft.com/office/drawing/2016/5/12/chartex" xmlns:cx7="http://schemas.microsoft.com/office/drawing/2016/5/13/chartex" xmlns:cx8="http://schemas.microsoft.com/office/drawing/2016/5/14/chartex" xmlns:mc="http://schemas.openxmlformats.org/markup-compatibility/2006" xmlns:aink="http://schemas.microsoft.com/office/drawing/2016/ink" xmlns:am3d="http://schemas.microsoft.com/office/drawing/2017/model3d" xmlns:o="urn:schemas-microsoft-com:office:office" xmlns:oel="http://schemas.microsoft.com/office/2019/extlst" xmlns:r="http://schemas.openxmlformats.org/officeDocument/2006/relationships" xmlns:m="http://schemas.openxmlformats.org/officeDocument/2006/math" xmlns:v="urn:schemas-microsoft-com:vml" xmlns:wp14="http://schemas.microsoft.com/office/word/2010/wordprocessingDrawing" xmlns:wp="http://schemas.openxmlformats.org/drawingml/2006/wordprocessingDrawing" xmlns:w10="urn:schemas-microsoft-com:office:word" xmlns:w="http://schemas.openxmlformats.org/wordprocessingml/2006/main" xmlns:w14="http://schemas.microsoft.com/office/word/2010/wordml" xmlns:w15="http://schemas.microsoft.com/office/word/2012/wordml" xmlns:w16cex="http://schemas.microsoft.com/office/word/2018/wordml/cex" xmlns:w16cid="http://schemas.microsoft.com/office/word/2016/wordml/cid" xmlns:w16="http://schemas.microsoft.com/office/word/2018/wordml" xmlns:w16du="http://schemas.microsoft.com/office/word/2023/wordml/word16du" xmlns:w16sdtdh="http://schemas.microsoft.com/office/word/2020/wordml/sdtdatahash" xmlns:w16sdtfl="http://schemas.microsoft.com/office/word/2024/wordml/sdtformatlock" xmlns:w16se="http://schemas.microsoft.com/office/word/2015/wordml/symex" xmlns:wpg="http://schemas.microsoft.com/office/word/2010/wordprocessingGroup" xmlns:wpi="http://schemas.microsoft.com/office/word/2010/wordprocessingInk" xmlns:wne="http://schemas.microsoft.com/office/word/2006/wordml" xmlns:wps="http://schemas.microsoft.com/office/word/2010/wordprocessingShape" mc:Ignorable="w14 w15 w16se w16cid w16 w16cex w16sdtdh w16sdtfl w16du wp14">
   <w:abstractNum w:abstractNumId="0" w15:restartNumberingAfterBreak="0">
     <w:nsid w:val="4BDB4EBB"/>
     <w:multiLevelType w:val="hybridMultilevel"/>
@@ -2857,29 +2449,29 @@
       </w:rPr>
     </w:lvl>
   </w:abstractNum>
-  <w:num w:numId="1">
+  <w:num w:numId="1" w16cid:durableId="1779716297">
     <w:abstractNumId w:val="1"/>
   </w:num>
-  <w:num w:numId="2">
+  <w:num w:numId="2" w16cid:durableId="1686983737">
     <w:abstractNumId w:val="3"/>
   </w:num>
-  <w:num w:numId="3">
+  <w:num w:numId="3" w16cid:durableId="2053653411">
     <w:abstractNumId w:val="0"/>
   </w:num>
-  <w:num w:numId="4">
+  <w:num w:numId="4" w16cid:durableId="1961110936">
     <w:abstractNumId w:val="4"/>
   </w:num>
-  <w:num w:numId="5">
+  <w:num w:numId="5" w16cid:durableId="1732998716">
     <w:abstractNumId w:val="2"/>
   </w:num>
-  <w:num w:numId="6">
+  <w:num w:numId="6" w16cid:durableId="750932822">
     <w:abstractNumId w:val="5"/>
   </w:num>
 </w:numbering>
 </file>
 
 <file path=word/styles.xml><?xml version="1.0" encoding="utf-8"?>
-<w:styles xmlns:mc="http://schemas.openxmlformats.org/markup-compatibility/2006" xmlns:r="http://schemas.openxmlformats.org/officeDocument/2006/relationships" xmlns:w="http://schemas.openxmlformats.org/wordprocessingml/2006/main" xmlns:w14="http://schemas.microsoft.com/office/word/2010/wordml" xmlns:w15="http://schemas.microsoft.com/office/word/2012/wordml" xmlns:w16cex="http://schemas.microsoft.com/office/word/2018/wordml/cex" xmlns:w16cid="http://schemas.microsoft.com/office/word/2016/wordml/cid" xmlns:w16="http://schemas.microsoft.com/office/word/2018/wordml" xmlns:w16sdtdh="http://schemas.microsoft.com/office/word/2020/wordml/sdtdatahash" xmlns:w16se="http://schemas.microsoft.com/office/word/2015/wordml/symex" mc:Ignorable="w14 w15 w16se w16cid w16 w16cex w16sdtdh">
+<w:styles xmlns:mc="http://schemas.openxmlformats.org/markup-compatibility/2006" xmlns:r="http://schemas.openxmlformats.org/officeDocument/2006/relationships" xmlns:w="http://schemas.openxmlformats.org/wordprocessingml/2006/main" xmlns:w14="http://schemas.microsoft.com/office/word/2010/wordml" xmlns:w15="http://schemas.microsoft.com/office/word/2012/wordml" xmlns:w16cex="http://schemas.microsoft.com/office/word/2018/wordml/cex" xmlns:w16cid="http://schemas.microsoft.com/office/word/2016/wordml/cid" xmlns:w16="http://schemas.microsoft.com/office/word/2018/wordml" xmlns:w16du="http://schemas.microsoft.com/office/word/2023/wordml/word16du" xmlns:w16sdtdh="http://schemas.microsoft.com/office/word/2020/wordml/sdtdatahash" xmlns:w16sdtfl="http://schemas.microsoft.com/office/word/2024/wordml/sdtformatlock" xmlns:w16se="http://schemas.microsoft.com/office/word/2015/wordml/symex" mc:Ignorable="w14 w15 w16se w16cid w16 w16cex w16sdtdh w16sdtfl w16du">
   <w:docDefaults>
     <w:rPrDefault>
       <w:rPr>
